--- a/Loyiha kriptografiya/Temp/Temp.docx
+++ b/Loyiha kriptografiya/Temp/Temp.docx
@@ -5,639 +5,7 @@
     <w:p>
       <w:pPr>
         <w:spacing w:before="100" w:beforeAutospacing="1" w:after="100" w:afterAutospacing="1" w:line="240" w:lineRule="auto"/>
-        <w:rPr>
-          <w:rFonts w:eastAsia="Times New Roman"/>
-          <w:sz w:val="24"/>
-          <w:szCs w:val="24"/>
-          <w:lang w:eastAsia="ru-RU"/>
-        </w:rPr>
-      </w:pPr>
-      <w:proofErr w:type="spellStart"/>
-      <w:r>
-        <w:rPr>
-          <w:rFonts w:eastAsia="Times New Roman"/>
-          <w:sz w:val="24"/>
-          <w:szCs w:val="24"/>
-          <w:lang w:eastAsia="ru-RU"/>
-        </w:rPr>
-        <w:t>Ajoyib</w:t>
-      </w:r>
-      <w:proofErr w:type="spellEnd"/>
-      <w:r>
-        <w:rPr>
-          <w:rFonts w:eastAsia="Times New Roman"/>
-          <w:sz w:val="24"/>
-          <w:szCs w:val="24"/>
-          <w:lang w:eastAsia="ru-RU"/>
-        </w:rPr>
-        <w:t xml:space="preserve"> </w:t>
-      </w:r>
-      <w:proofErr w:type="spellStart"/>
-      <w:r>
-        <w:rPr>
-          <w:rFonts w:eastAsia="Times New Roman"/>
-          <w:sz w:val="24"/>
-          <w:szCs w:val="24"/>
-          <w:lang w:eastAsia="ru-RU"/>
-        </w:rPr>
-        <w:t>savol</w:t>
-      </w:r>
-      <w:proofErr w:type="spellEnd"/>
-      <w:r>
-        <w:rPr>
-          <w:rFonts w:eastAsia="Times New Roman"/>
-          <w:sz w:val="24"/>
-          <w:szCs w:val="24"/>
-          <w:lang w:eastAsia="ru-RU"/>
-        </w:rPr>
-        <w:t xml:space="preserve"> — “</w:t>
-      </w:r>
-      <w:proofErr w:type="spellStart"/>
-      <w:r>
-        <w:rPr>
-          <w:rFonts w:eastAsia="Times New Roman"/>
-          <w:sz w:val="24"/>
-          <w:szCs w:val="24"/>
-          <w:lang w:eastAsia="ru-RU"/>
-        </w:rPr>
-        <w:t>parametrlarni</w:t>
-      </w:r>
-      <w:proofErr w:type="spellEnd"/>
-      <w:r>
-        <w:rPr>
-          <w:rFonts w:eastAsia="Times New Roman"/>
-          <w:sz w:val="24"/>
-          <w:szCs w:val="24"/>
-          <w:lang w:eastAsia="ru-RU"/>
-        </w:rPr>
-        <w:t xml:space="preserve"> </w:t>
-      </w:r>
-      <w:proofErr w:type="spellStart"/>
-      <w:r>
-        <w:rPr>
-          <w:rFonts w:eastAsia="Times New Roman"/>
-          <w:sz w:val="24"/>
-          <w:szCs w:val="24"/>
-          <w:lang w:eastAsia="ru-RU"/>
-        </w:rPr>
-        <w:t>generatsiya</w:t>
-      </w:r>
-      <w:proofErr w:type="spellEnd"/>
-      <w:r>
-        <w:rPr>
-          <w:rFonts w:eastAsia="Times New Roman"/>
-          <w:sz w:val="24"/>
-          <w:szCs w:val="24"/>
-          <w:lang w:eastAsia="ru-RU"/>
-        </w:rPr>
-        <w:t xml:space="preserve"> </w:t>
-      </w:r>
-      <w:proofErr w:type="spellStart"/>
-      <w:r>
-        <w:rPr>
-          <w:rFonts w:eastAsia="Times New Roman"/>
-          <w:sz w:val="24"/>
-          <w:szCs w:val="24"/>
-          <w:lang w:eastAsia="ru-RU"/>
-        </w:rPr>
-        <w:t>qilish</w:t>
-      </w:r>
-      <w:proofErr w:type="spellEnd"/>
-      <w:r>
-        <w:rPr>
-          <w:rFonts w:eastAsia="Times New Roman"/>
-          <w:sz w:val="24"/>
-          <w:szCs w:val="24"/>
-          <w:lang w:eastAsia="ru-RU"/>
-        </w:rPr>
-        <w:t xml:space="preserve"> </w:t>
-      </w:r>
-      <w:proofErr w:type="spellStart"/>
-      <w:r>
-        <w:rPr>
-          <w:rFonts w:eastAsia="Times New Roman"/>
-          <w:sz w:val="24"/>
-          <w:szCs w:val="24"/>
-          <w:lang w:eastAsia="ru-RU"/>
-        </w:rPr>
-        <w:t>algoritmlari</w:t>
-      </w:r>
-      <w:proofErr w:type="spellEnd"/>
-      <w:r>
-        <w:rPr>
-          <w:rFonts w:eastAsia="Times New Roman"/>
-          <w:sz w:val="24"/>
-          <w:szCs w:val="24"/>
-          <w:lang w:eastAsia="ru-RU"/>
-        </w:rPr>
-        <w:t xml:space="preserve">” </w:t>
-      </w:r>
-      <w:proofErr w:type="spellStart"/>
-      <w:r>
-        <w:rPr>
-          <w:rFonts w:eastAsia="Times New Roman"/>
-          <w:sz w:val="24"/>
-          <w:szCs w:val="24"/>
-          <w:lang w:eastAsia="ru-RU"/>
-        </w:rPr>
-        <w:t>mavzusida</w:t>
-      </w:r>
-      <w:proofErr w:type="spellEnd"/>
-      <w:r>
-        <w:rPr>
-          <w:rFonts w:eastAsia="Times New Roman"/>
-          <w:sz w:val="24"/>
-          <w:szCs w:val="24"/>
-          <w:lang w:eastAsia="ru-RU"/>
-        </w:rPr>
-        <w:t xml:space="preserve"> </w:t>
-      </w:r>
-      <w:proofErr w:type="spellStart"/>
-      <w:r>
-        <w:rPr>
-          <w:rFonts w:eastAsia="Times New Roman"/>
-          <w:sz w:val="24"/>
-          <w:szCs w:val="24"/>
-          <w:lang w:eastAsia="ru-RU"/>
-        </w:rPr>
-        <w:t>global</w:t>
-      </w:r>
-      <w:proofErr w:type="spellEnd"/>
-      <w:r>
-        <w:rPr>
-          <w:rFonts w:eastAsia="Times New Roman"/>
-          <w:sz w:val="24"/>
-          <w:szCs w:val="24"/>
-          <w:lang w:eastAsia="ru-RU"/>
-        </w:rPr>
-        <w:t xml:space="preserve"> </w:t>
-      </w:r>
-      <w:proofErr w:type="spellStart"/>
-      <w:r>
-        <w:rPr>
-          <w:rFonts w:eastAsia="Times New Roman"/>
-          <w:sz w:val="24"/>
-          <w:szCs w:val="24"/>
-          <w:lang w:eastAsia="ru-RU"/>
-        </w:rPr>
-        <w:t>standartlar</w:t>
-      </w:r>
-      <w:proofErr w:type="spellEnd"/>
-      <w:r>
-        <w:rPr>
-          <w:rFonts w:eastAsia="Times New Roman"/>
-          <w:sz w:val="24"/>
-          <w:szCs w:val="24"/>
-          <w:lang w:eastAsia="ru-RU"/>
-        </w:rPr>
-        <w:t xml:space="preserve"> </w:t>
-      </w:r>
-      <w:proofErr w:type="spellStart"/>
-      <w:r>
-        <w:rPr>
-          <w:rFonts w:eastAsia="Times New Roman"/>
-          <w:sz w:val="24"/>
-          <w:szCs w:val="24"/>
-          <w:lang w:eastAsia="ru-RU"/>
-        </w:rPr>
-        <w:t>va</w:t>
-      </w:r>
-      <w:proofErr w:type="spellEnd"/>
-      <w:r>
-        <w:rPr>
-          <w:rFonts w:eastAsia="Times New Roman"/>
-          <w:sz w:val="24"/>
-          <w:szCs w:val="24"/>
-          <w:lang w:eastAsia="ru-RU"/>
-        </w:rPr>
-        <w:t xml:space="preserve"> </w:t>
-      </w:r>
-      <w:proofErr w:type="spellStart"/>
-      <w:r>
-        <w:rPr>
-          <w:rFonts w:eastAsia="Times New Roman"/>
-          <w:sz w:val="24"/>
-          <w:szCs w:val="24"/>
-          <w:lang w:eastAsia="ru-RU"/>
-        </w:rPr>
-        <w:t>tavsiyalar</w:t>
-      </w:r>
-      <w:proofErr w:type="spellEnd"/>
-      <w:r>
-        <w:rPr>
-          <w:rFonts w:eastAsia="Times New Roman"/>
-          <w:sz w:val="24"/>
-          <w:szCs w:val="24"/>
-          <w:lang w:eastAsia="ru-RU"/>
-        </w:rPr>
-        <w:t xml:space="preserve"> </w:t>
-      </w:r>
-      <w:proofErr w:type="spellStart"/>
-      <w:r>
-        <w:rPr>
-          <w:rFonts w:eastAsia="Times New Roman"/>
-          <w:sz w:val="24"/>
-          <w:szCs w:val="24"/>
-          <w:lang w:eastAsia="ru-RU"/>
-        </w:rPr>
-        <w:t>mavjud</w:t>
-      </w:r>
-      <w:proofErr w:type="spellEnd"/>
-      <w:r>
-        <w:rPr>
-          <w:rFonts w:eastAsia="Times New Roman"/>
-          <w:sz w:val="24"/>
-          <w:szCs w:val="24"/>
-          <w:lang w:eastAsia="ru-RU"/>
-        </w:rPr>
-        <w:t xml:space="preserve">, </w:t>
-      </w:r>
-      <w:proofErr w:type="spellStart"/>
-      <w:r>
-        <w:rPr>
-          <w:rFonts w:eastAsia="Times New Roman"/>
-          <w:sz w:val="24"/>
-          <w:szCs w:val="24"/>
-          <w:lang w:eastAsia="ru-RU"/>
-        </w:rPr>
-        <w:t>ayniqsa</w:t>
-      </w:r>
-      <w:proofErr w:type="spellEnd"/>
-      <w:r>
-        <w:rPr>
-          <w:rFonts w:eastAsia="Times New Roman"/>
-          <w:sz w:val="24"/>
-          <w:szCs w:val="24"/>
-          <w:lang w:eastAsia="ru-RU"/>
-        </w:rPr>
-        <w:t xml:space="preserve"> </w:t>
-      </w:r>
-      <w:proofErr w:type="spellStart"/>
-      <w:r>
-        <w:rPr>
-          <w:rFonts w:eastAsia="Times New Roman"/>
-          <w:sz w:val="24"/>
-          <w:szCs w:val="24"/>
-          <w:lang w:eastAsia="ru-RU"/>
-        </w:rPr>
-        <w:t>elliptik</w:t>
-      </w:r>
-      <w:proofErr w:type="spellEnd"/>
-      <w:r>
-        <w:rPr>
-          <w:rFonts w:eastAsia="Times New Roman"/>
-          <w:sz w:val="24"/>
-          <w:szCs w:val="24"/>
-          <w:lang w:eastAsia="ru-RU"/>
-        </w:rPr>
-        <w:t xml:space="preserve"> </w:t>
-      </w:r>
-      <w:proofErr w:type="spellStart"/>
-      <w:r>
-        <w:rPr>
-          <w:rFonts w:eastAsia="Times New Roman"/>
-          <w:sz w:val="24"/>
-          <w:szCs w:val="24"/>
-          <w:lang w:eastAsia="ru-RU"/>
-        </w:rPr>
-        <w:t>egri</w:t>
-      </w:r>
-      <w:proofErr w:type="spellEnd"/>
-      <w:r>
-        <w:rPr>
-          <w:rFonts w:eastAsia="Times New Roman"/>
-          <w:sz w:val="24"/>
-          <w:szCs w:val="24"/>
-          <w:lang w:eastAsia="ru-RU"/>
-        </w:rPr>
-        <w:t xml:space="preserve"> </w:t>
-      </w:r>
-      <w:proofErr w:type="spellStart"/>
-      <w:r>
-        <w:rPr>
-          <w:rFonts w:eastAsia="Times New Roman"/>
-          <w:sz w:val="24"/>
-          <w:szCs w:val="24"/>
-          <w:lang w:eastAsia="ru-RU"/>
-        </w:rPr>
-        <w:t>chiziqli</w:t>
-      </w:r>
-      <w:proofErr w:type="spellEnd"/>
-      <w:r>
-        <w:rPr>
-          <w:rFonts w:eastAsia="Times New Roman"/>
-          <w:sz w:val="24"/>
-          <w:szCs w:val="24"/>
-          <w:lang w:eastAsia="ru-RU"/>
-        </w:rPr>
-        <w:t xml:space="preserve"> (ECC) </w:t>
-      </w:r>
-      <w:proofErr w:type="spellStart"/>
-      <w:r>
-        <w:rPr>
-          <w:rFonts w:eastAsia="Times New Roman"/>
-          <w:sz w:val="24"/>
-          <w:szCs w:val="24"/>
-          <w:lang w:eastAsia="ru-RU"/>
-        </w:rPr>
-        <w:t>va</w:t>
-      </w:r>
-      <w:proofErr w:type="spellEnd"/>
-      <w:r>
-        <w:rPr>
-          <w:rFonts w:eastAsia="Times New Roman"/>
-          <w:sz w:val="24"/>
-          <w:szCs w:val="24"/>
-          <w:lang w:eastAsia="ru-RU"/>
-        </w:rPr>
-        <w:t xml:space="preserve"> </w:t>
-      </w:r>
-      <w:proofErr w:type="spellStart"/>
-      <w:r>
-        <w:rPr>
-          <w:rFonts w:eastAsia="Times New Roman"/>
-          <w:sz w:val="24"/>
-          <w:szCs w:val="24"/>
-          <w:lang w:eastAsia="ru-RU"/>
-        </w:rPr>
-        <w:t>umumiy</w:t>
-      </w:r>
-      <w:proofErr w:type="spellEnd"/>
-      <w:r>
-        <w:rPr>
-          <w:rFonts w:eastAsia="Times New Roman"/>
-          <w:sz w:val="24"/>
-          <w:szCs w:val="24"/>
-          <w:lang w:eastAsia="ru-RU"/>
-        </w:rPr>
-        <w:t xml:space="preserve"> </w:t>
-      </w:r>
-      <w:proofErr w:type="spellStart"/>
-      <w:r>
-        <w:rPr>
-          <w:rFonts w:eastAsia="Times New Roman"/>
-          <w:sz w:val="24"/>
-          <w:szCs w:val="24"/>
-          <w:lang w:eastAsia="ru-RU"/>
-        </w:rPr>
-        <w:t>ochiq-kalitli</w:t>
-      </w:r>
-      <w:proofErr w:type="spellEnd"/>
-      <w:r>
-        <w:rPr>
-          <w:rFonts w:eastAsia="Times New Roman"/>
-          <w:sz w:val="24"/>
-          <w:szCs w:val="24"/>
-          <w:lang w:eastAsia="ru-RU"/>
-        </w:rPr>
-        <w:t xml:space="preserve"> (RSA, DSA </w:t>
-      </w:r>
-      <w:proofErr w:type="spellStart"/>
-      <w:r>
-        <w:rPr>
-          <w:rFonts w:eastAsia="Times New Roman"/>
-          <w:sz w:val="24"/>
-          <w:szCs w:val="24"/>
-          <w:lang w:eastAsia="ru-RU"/>
-        </w:rPr>
-        <w:t>va</w:t>
-      </w:r>
-      <w:proofErr w:type="spellEnd"/>
-      <w:r>
-        <w:rPr>
-          <w:rFonts w:eastAsia="Times New Roman"/>
-          <w:sz w:val="24"/>
-          <w:szCs w:val="24"/>
-          <w:lang w:eastAsia="ru-RU"/>
-        </w:rPr>
-        <w:t xml:space="preserve"> </w:t>
-      </w:r>
-      <w:proofErr w:type="spellStart"/>
-      <w:r>
-        <w:rPr>
-          <w:rFonts w:eastAsia="Times New Roman"/>
-          <w:sz w:val="24"/>
-          <w:szCs w:val="24"/>
-          <w:lang w:eastAsia="ru-RU"/>
-        </w:rPr>
-        <w:t>hk</w:t>
-      </w:r>
-      <w:proofErr w:type="spellEnd"/>
-      <w:r>
-        <w:rPr>
-          <w:rFonts w:eastAsia="Times New Roman"/>
-          <w:sz w:val="24"/>
-          <w:szCs w:val="24"/>
-          <w:lang w:eastAsia="ru-RU"/>
-        </w:rPr>
-        <w:t xml:space="preserve">.) </w:t>
-      </w:r>
-      <w:proofErr w:type="spellStart"/>
-      <w:r>
-        <w:rPr>
-          <w:rFonts w:eastAsia="Times New Roman"/>
-          <w:sz w:val="24"/>
-          <w:szCs w:val="24"/>
-          <w:lang w:eastAsia="ru-RU"/>
-        </w:rPr>
-        <w:t>kriptosistemalar</w:t>
-      </w:r>
-      <w:proofErr w:type="spellEnd"/>
-      <w:r>
-        <w:rPr>
-          <w:rFonts w:eastAsia="Times New Roman"/>
-          <w:sz w:val="24"/>
-          <w:szCs w:val="24"/>
-          <w:lang w:eastAsia="ru-RU"/>
-        </w:rPr>
-        <w:t xml:space="preserve"> </w:t>
-      </w:r>
-      <w:proofErr w:type="spellStart"/>
-      <w:r>
-        <w:rPr>
-          <w:rFonts w:eastAsia="Times New Roman"/>
-          <w:sz w:val="24"/>
-          <w:szCs w:val="24"/>
-          <w:lang w:eastAsia="ru-RU"/>
-        </w:rPr>
-        <w:t>bo‘yicha</w:t>
-      </w:r>
-      <w:proofErr w:type="spellEnd"/>
-      <w:r>
-        <w:rPr>
-          <w:rFonts w:eastAsia="Times New Roman"/>
-          <w:sz w:val="24"/>
-          <w:szCs w:val="24"/>
-          <w:lang w:eastAsia="ru-RU"/>
-        </w:rPr>
-        <w:t xml:space="preserve">. </w:t>
-      </w:r>
-      <w:proofErr w:type="spellStart"/>
-      <w:r>
-        <w:rPr>
-          <w:rFonts w:eastAsia="Times New Roman"/>
-          <w:sz w:val="24"/>
-          <w:szCs w:val="24"/>
-          <w:lang w:eastAsia="ru-RU"/>
-        </w:rPr>
-        <w:t>Quyida</w:t>
-      </w:r>
-      <w:proofErr w:type="spellEnd"/>
-      <w:r>
-        <w:rPr>
-          <w:rFonts w:eastAsia="Times New Roman"/>
-          <w:sz w:val="24"/>
-          <w:szCs w:val="24"/>
-          <w:lang w:eastAsia="ru-RU"/>
-        </w:rPr>
-        <w:t xml:space="preserve"> </w:t>
-      </w:r>
-      <w:proofErr w:type="spellStart"/>
-      <w:r>
-        <w:rPr>
-          <w:rFonts w:eastAsia="Times New Roman"/>
-          <w:sz w:val="24"/>
-          <w:szCs w:val="24"/>
-          <w:lang w:eastAsia="ru-RU"/>
-        </w:rPr>
-        <w:t>eng</w:t>
-      </w:r>
-      <w:proofErr w:type="spellEnd"/>
-      <w:r>
-        <w:rPr>
-          <w:rFonts w:eastAsia="Times New Roman"/>
-          <w:sz w:val="24"/>
-          <w:szCs w:val="24"/>
-          <w:lang w:eastAsia="ru-RU"/>
-        </w:rPr>
-        <w:t xml:space="preserve"> </w:t>
-      </w:r>
-      <w:proofErr w:type="spellStart"/>
-      <w:r>
-        <w:rPr>
-          <w:rFonts w:eastAsia="Times New Roman"/>
-          <w:sz w:val="24"/>
-          <w:szCs w:val="24"/>
-          <w:lang w:eastAsia="ru-RU"/>
-        </w:rPr>
-        <w:t>muhimlari</w:t>
-      </w:r>
-      <w:proofErr w:type="spellEnd"/>
-      <w:r>
-        <w:rPr>
-          <w:rFonts w:eastAsia="Times New Roman"/>
-          <w:sz w:val="24"/>
-          <w:szCs w:val="24"/>
-          <w:lang w:eastAsia="ru-RU"/>
-        </w:rPr>
-        <w:t xml:space="preserve"> </w:t>
-      </w:r>
-      <w:proofErr w:type="spellStart"/>
-      <w:r>
-        <w:rPr>
-          <w:rFonts w:eastAsia="Times New Roman"/>
-          <w:sz w:val="24"/>
-          <w:szCs w:val="24"/>
-          <w:lang w:eastAsia="ru-RU"/>
-        </w:rPr>
-        <w:t>va</w:t>
-      </w:r>
-      <w:proofErr w:type="spellEnd"/>
-      <w:r>
-        <w:rPr>
-          <w:rFonts w:eastAsia="Times New Roman"/>
-          <w:sz w:val="24"/>
-          <w:szCs w:val="24"/>
-          <w:lang w:eastAsia="ru-RU"/>
-        </w:rPr>
-        <w:t xml:space="preserve"> </w:t>
-      </w:r>
-      <w:proofErr w:type="spellStart"/>
-      <w:r>
-        <w:rPr>
-          <w:rFonts w:eastAsia="Times New Roman"/>
-          <w:sz w:val="24"/>
-          <w:szCs w:val="24"/>
-          <w:lang w:eastAsia="ru-RU"/>
-        </w:rPr>
-        <w:t>ularga</w:t>
-      </w:r>
-      <w:proofErr w:type="spellEnd"/>
-      <w:r>
-        <w:rPr>
-          <w:rFonts w:eastAsia="Times New Roman"/>
-          <w:sz w:val="24"/>
-          <w:szCs w:val="24"/>
-          <w:lang w:eastAsia="ru-RU"/>
-        </w:rPr>
-        <w:t xml:space="preserve"> </w:t>
-      </w:r>
-      <w:proofErr w:type="spellStart"/>
-      <w:r>
-        <w:rPr>
-          <w:rFonts w:eastAsia="Times New Roman"/>
-          <w:sz w:val="24"/>
-          <w:szCs w:val="24"/>
-          <w:lang w:eastAsia="ru-RU"/>
-        </w:rPr>
-        <w:t>tegishli</w:t>
-      </w:r>
-      <w:proofErr w:type="spellEnd"/>
-      <w:r>
-        <w:rPr>
-          <w:rFonts w:eastAsia="Times New Roman"/>
-          <w:sz w:val="24"/>
-          <w:szCs w:val="24"/>
-          <w:lang w:eastAsia="ru-RU"/>
-        </w:rPr>
-        <w:t xml:space="preserve"> </w:t>
-      </w:r>
-      <w:proofErr w:type="spellStart"/>
-      <w:r>
-        <w:rPr>
-          <w:rFonts w:eastAsia="Times New Roman"/>
-          <w:sz w:val="24"/>
-          <w:szCs w:val="24"/>
-          <w:lang w:eastAsia="ru-RU"/>
-        </w:rPr>
-        <w:t>manbalar</w:t>
-      </w:r>
-      <w:proofErr w:type="spellEnd"/>
-      <w:r>
-        <w:rPr>
-          <w:rFonts w:eastAsia="Times New Roman"/>
-          <w:sz w:val="24"/>
-          <w:szCs w:val="24"/>
-          <w:lang w:eastAsia="ru-RU"/>
-        </w:rPr>
-        <w:t>:</w:t>
-      </w:r>
-    </w:p>
-    <w:p>
-      <w:pPr>
-        <w:spacing w:after="0" w:line="240" w:lineRule="auto"/>
-        <w:rPr>
-          <w:rFonts w:eastAsia="Times New Roman"/>
-          <w:sz w:val="24"/>
-          <w:szCs w:val="24"/>
-          <w:lang w:eastAsia="ru-RU"/>
-        </w:rPr>
-      </w:pPr>
-      <w:r>
-        <w:rPr>
-          <w:rFonts w:eastAsia="Times New Roman"/>
-          <w:sz w:val="24"/>
-          <w:szCs w:val="24"/>
-          <w:lang w:eastAsia="ru-RU"/>
-        </w:rPr>
-        <w:pict w14:anchorId="5D3E31D4">
-          <v:rect id="_x0000_i1025" style="width:0;height:1.5pt" o:hralign="center" o:hrstd="t" o:hr="t" fillcolor="#a0a0a0" stroked="f"/>
-        </w:pict>
-      </w:r>
-    </w:p>
-    <w:p>
-      <w:pPr>
-        <w:spacing w:before="100" w:beforeAutospacing="1" w:after="100" w:afterAutospacing="1" w:line="240" w:lineRule="auto"/>
+        <w:jc w:val="both"/>
         <w:outlineLvl w:val="1"/>
         <w:rPr>
           <w:rFonts w:eastAsia="Times New Roman"/>
@@ -648,17 +16,19 @@
           <w:lang w:val="en-US" w:eastAsia="ru-RU"/>
         </w:rPr>
       </w:pPr>
-      <w:r>
-        <w:rPr>
-          <w:rFonts w:ascii="Segoe UI Emoji" w:eastAsia="Times New Roman" w:hAnsi="Segoe UI Emoji" w:cs="Segoe UI Emoji"/>
+      <w:proofErr w:type="spellStart"/>
+      <w:r>
+        <w:rPr>
+          <w:rFonts w:eastAsia="Times New Roman"/>
           <w:b/>
           <w:bCs/>
           <w:sz w:val="36"/>
           <w:szCs w:val="36"/>
-          <w:lang w:eastAsia="ru-RU"/>
-        </w:rPr>
-        <w:t>🌐</w:t>
-      </w:r>
+          <w:lang w:val="en-US" w:eastAsia="ru-RU"/>
+        </w:rPr>
+        <w:t>Dunyo</w:t>
+      </w:r>
+      <w:proofErr w:type="spellEnd"/>
       <w:r>
         <w:rPr>
           <w:rFonts w:eastAsia="Times New Roman"/>
@@ -671,6 +41,7 @@
         <w:t xml:space="preserve"> </w:t>
       </w:r>
       <w:proofErr w:type="spellStart"/>
+      <w:proofErr w:type="gramStart"/>
       <w:r>
         <w:rPr>
           <w:rFonts w:eastAsia="Times New Roman"/>
@@ -680,9 +51,9 @@
           <w:szCs w:val="36"/>
           <w:lang w:val="en-US" w:eastAsia="ru-RU"/>
         </w:rPr>
-        <w:t>Dunyo</w:t>
-      </w:r>
-      <w:proofErr w:type="spellEnd"/>
+        <w:t>bo‘</w:t>
+      </w:r>
+      <w:proofErr w:type="gramEnd"/>
       <w:r>
         <w:rPr>
           <w:rFonts w:eastAsia="Times New Roman"/>
@@ -692,19 +63,7 @@
           <w:szCs w:val="36"/>
           <w:lang w:val="en-US" w:eastAsia="ru-RU"/>
         </w:rPr>
-        <w:t xml:space="preserve"> </w:t>
-      </w:r>
-      <w:proofErr w:type="spellStart"/>
-      <w:r>
-        <w:rPr>
-          <w:rFonts w:eastAsia="Times New Roman"/>
-          <w:b/>
-          <w:bCs/>
-          <w:sz w:val="36"/>
-          <w:szCs w:val="36"/>
-          <w:lang w:val="en-US" w:eastAsia="ru-RU"/>
-        </w:rPr>
-        <w:t>bo‘yicha</w:t>
+        <w:t>yicha</w:t>
       </w:r>
       <w:proofErr w:type="spellEnd"/>
       <w:r>
@@ -932,6 +291,7 @@
           <w:numId w:val="1"/>
         </w:numPr>
         <w:spacing w:before="100" w:beforeAutospacing="1" w:after="100" w:afterAutospacing="1" w:line="240" w:lineRule="auto"/>
+        <w:jc w:val="both"/>
         <w:rPr>
           <w:rFonts w:eastAsia="Times New Roman"/>
           <w:sz w:val="24"/>
@@ -1078,6 +438,7 @@
           <w:numId w:val="1"/>
         </w:numPr>
         <w:spacing w:before="100" w:beforeAutospacing="1" w:after="100" w:afterAutospacing="1" w:line="240" w:lineRule="auto"/>
+        <w:jc w:val="both"/>
         <w:rPr>
           <w:rFonts w:eastAsia="Times New Roman"/>
           <w:sz w:val="24"/>
@@ -1166,14 +527,25 @@
         <w:t xml:space="preserve"> </w:t>
       </w:r>
       <w:proofErr w:type="spellStart"/>
-      <w:r>
-        <w:rPr>
-          <w:rFonts w:eastAsia="Times New Roman"/>
-          <w:sz w:val="24"/>
-          <w:szCs w:val="24"/>
-          <w:lang w:val="en-US" w:eastAsia="ru-RU"/>
-        </w:rPr>
-        <w:t>bo‘yicha</w:t>
+      <w:proofErr w:type="gramStart"/>
+      <w:r>
+        <w:rPr>
+          <w:rFonts w:eastAsia="Times New Roman"/>
+          <w:sz w:val="24"/>
+          <w:szCs w:val="24"/>
+          <w:lang w:val="en-US" w:eastAsia="ru-RU"/>
+        </w:rPr>
+        <w:t>bo‘</w:t>
+      </w:r>
+      <w:proofErr w:type="gramEnd"/>
+      <w:r>
+        <w:rPr>
+          <w:rFonts w:eastAsia="Times New Roman"/>
+          <w:sz w:val="24"/>
+          <w:szCs w:val="24"/>
+          <w:lang w:val="en-US" w:eastAsia="ru-RU"/>
+        </w:rPr>
+        <w:t>yicha</w:t>
       </w:r>
       <w:proofErr w:type="spellEnd"/>
       <w:r>
@@ -1264,6 +636,7 @@
           <w:numId w:val="1"/>
         </w:numPr>
         <w:spacing w:before="100" w:beforeAutospacing="1" w:after="100" w:afterAutospacing="1" w:line="240" w:lineRule="auto"/>
+        <w:jc w:val="both"/>
         <w:rPr>
           <w:rFonts w:eastAsia="Times New Roman"/>
           <w:sz w:val="24"/>
@@ -1472,14 +845,25 @@
         <w:t xml:space="preserve"> </w:t>
       </w:r>
       <w:proofErr w:type="spellStart"/>
-      <w:r>
-        <w:rPr>
-          <w:rFonts w:eastAsia="Times New Roman"/>
-          <w:sz w:val="24"/>
-          <w:szCs w:val="24"/>
-          <w:lang w:val="en-US" w:eastAsia="ru-RU"/>
-        </w:rPr>
-        <w:t>bo‘yicha</w:t>
+      <w:proofErr w:type="gramStart"/>
+      <w:r>
+        <w:rPr>
+          <w:rFonts w:eastAsia="Times New Roman"/>
+          <w:sz w:val="24"/>
+          <w:szCs w:val="24"/>
+          <w:lang w:val="en-US" w:eastAsia="ru-RU"/>
+        </w:rPr>
+        <w:t>bo‘</w:t>
+      </w:r>
+      <w:proofErr w:type="gramEnd"/>
+      <w:r>
+        <w:rPr>
+          <w:rFonts w:eastAsia="Times New Roman"/>
+          <w:sz w:val="24"/>
+          <w:szCs w:val="24"/>
+          <w:lang w:val="en-US" w:eastAsia="ru-RU"/>
+        </w:rPr>
+        <w:t>yicha</w:t>
       </w:r>
       <w:proofErr w:type="spellEnd"/>
       <w:r>
@@ -1545,28 +929,6 @@
     </w:p>
     <w:p>
       <w:pPr>
-        <w:spacing w:after="0" w:line="240" w:lineRule="auto"/>
-        <w:rPr>
-          <w:rFonts w:eastAsia="Times New Roman"/>
-          <w:sz w:val="24"/>
-          <w:szCs w:val="24"/>
-          <w:lang w:eastAsia="ru-RU"/>
-        </w:rPr>
-      </w:pPr>
-      <w:r>
-        <w:rPr>
-          <w:rFonts w:eastAsia="Times New Roman"/>
-          <w:sz w:val="24"/>
-          <w:szCs w:val="24"/>
-          <w:lang w:eastAsia="ru-RU"/>
-        </w:rPr>
-        <w:pict w14:anchorId="360A72F9">
-          <v:rect id="_x0000_i1026" style="width:0;height:1.5pt" o:hralign="center" o:hrstd="t" o:hr="t" fillcolor="#a0a0a0" stroked="f"/>
-        </w:pict>
-      </w:r>
-    </w:p>
-    <w:p>
-      <w:pPr>
         <w:spacing w:before="100" w:beforeAutospacing="1" w:after="100" w:afterAutospacing="1" w:line="240" w:lineRule="auto"/>
         <w:outlineLvl w:val="2"/>
         <w:rPr>
@@ -1597,6 +959,7 @@
           <w:numId w:val="2"/>
         </w:numPr>
         <w:spacing w:before="100" w:beforeAutospacing="1" w:after="100" w:afterAutospacing="1" w:line="240" w:lineRule="auto"/>
+        <w:jc w:val="both"/>
         <w:rPr>
           <w:rFonts w:eastAsia="Times New Roman"/>
           <w:sz w:val="24"/>
@@ -1783,6 +1146,7 @@
           <w:numId w:val="2"/>
         </w:numPr>
         <w:spacing w:before="100" w:beforeAutospacing="1" w:after="100" w:afterAutospacing="1" w:line="240" w:lineRule="auto"/>
+        <w:jc w:val="both"/>
         <w:rPr>
           <w:rFonts w:eastAsia="Times New Roman"/>
           <w:sz w:val="24"/>
@@ -2000,6 +1364,7 @@
           <w:numId w:val="2"/>
         </w:numPr>
         <w:spacing w:before="100" w:beforeAutospacing="1" w:after="100" w:afterAutospacing="1" w:line="240" w:lineRule="auto"/>
+        <w:jc w:val="both"/>
         <w:rPr>
           <w:rFonts w:eastAsia="Times New Roman"/>
           <w:sz w:val="24"/>
@@ -2210,28 +1575,6 @@
     </w:p>
     <w:p>
       <w:pPr>
-        <w:spacing w:after="0" w:line="240" w:lineRule="auto"/>
-        <w:rPr>
-          <w:rFonts w:eastAsia="Times New Roman"/>
-          <w:sz w:val="24"/>
-          <w:szCs w:val="24"/>
-          <w:lang w:eastAsia="ru-RU"/>
-        </w:rPr>
-      </w:pPr>
-      <w:r>
-        <w:rPr>
-          <w:rFonts w:eastAsia="Times New Roman"/>
-          <w:sz w:val="24"/>
-          <w:szCs w:val="24"/>
-          <w:lang w:eastAsia="ru-RU"/>
-        </w:rPr>
-        <w:pict w14:anchorId="49E995F2">
-          <v:rect id="_x0000_i1027" style="width:0;height:1.5pt" o:hralign="center" o:hrstd="t" o:hr="t" fillcolor="#a0a0a0" stroked="f"/>
-        </w:pict>
-      </w:r>
-    </w:p>
-    <w:p>
-      <w:pPr>
         <w:spacing w:before="100" w:beforeAutospacing="1" w:after="100" w:afterAutospacing="1" w:line="240" w:lineRule="auto"/>
         <w:outlineLvl w:val="2"/>
         <w:rPr>
@@ -2299,6 +1642,7 @@
           <w:numId w:val="3"/>
         </w:numPr>
         <w:spacing w:before="100" w:beforeAutospacing="1" w:after="100" w:afterAutospacing="1" w:line="240" w:lineRule="auto"/>
+        <w:jc w:val="both"/>
         <w:rPr>
           <w:rFonts w:eastAsia="Times New Roman"/>
           <w:sz w:val="24"/>
@@ -2585,6 +1929,7 @@
           <w:numId w:val="3"/>
         </w:numPr>
         <w:spacing w:before="100" w:beforeAutospacing="1" w:after="100" w:afterAutospacing="1" w:line="240" w:lineRule="auto"/>
+        <w:jc w:val="both"/>
         <w:rPr>
           <w:rFonts w:eastAsia="Times New Roman"/>
           <w:sz w:val="24"/>
@@ -2713,14 +2058,25 @@
         <w:t xml:space="preserve">.) </w:t>
       </w:r>
       <w:proofErr w:type="spellStart"/>
-      <w:r>
-        <w:rPr>
-          <w:rFonts w:eastAsia="Times New Roman"/>
-          <w:sz w:val="24"/>
-          <w:szCs w:val="24"/>
-          <w:lang w:val="en-US" w:eastAsia="ru-RU"/>
-        </w:rPr>
-        <w:t>bo‘yicha</w:t>
+      <w:proofErr w:type="gramStart"/>
+      <w:r>
+        <w:rPr>
+          <w:rFonts w:eastAsia="Times New Roman"/>
+          <w:sz w:val="24"/>
+          <w:szCs w:val="24"/>
+          <w:lang w:val="en-US" w:eastAsia="ru-RU"/>
+        </w:rPr>
+        <w:t>bo‘</w:t>
+      </w:r>
+      <w:proofErr w:type="gramEnd"/>
+      <w:r>
+        <w:rPr>
+          <w:rFonts w:eastAsia="Times New Roman"/>
+          <w:sz w:val="24"/>
+          <w:szCs w:val="24"/>
+          <w:lang w:val="en-US" w:eastAsia="ru-RU"/>
+        </w:rPr>
+        <w:t>yicha</w:t>
       </w:r>
       <w:proofErr w:type="spellEnd"/>
       <w:r>
@@ -2922,6 +2278,7 @@
           <w:numId w:val="3"/>
         </w:numPr>
         <w:spacing w:before="100" w:beforeAutospacing="1" w:after="100" w:afterAutospacing="1" w:line="240" w:lineRule="auto"/>
+        <w:jc w:val="both"/>
         <w:rPr>
           <w:rFonts w:eastAsia="Times New Roman"/>
           <w:sz w:val="24"/>
@@ -2990,6 +2347,157 @@
         <w:t xml:space="preserve"> </w:t>
       </w:r>
       <w:proofErr w:type="spellStart"/>
+      <w:proofErr w:type="gramStart"/>
+      <w:r>
+        <w:rPr>
+          <w:rFonts w:eastAsia="Times New Roman"/>
+          <w:sz w:val="24"/>
+          <w:szCs w:val="24"/>
+          <w:lang w:val="en-US" w:eastAsia="ru-RU"/>
+        </w:rPr>
+        <w:t>bo‘</w:t>
+      </w:r>
+      <w:proofErr w:type="gramEnd"/>
+      <w:r>
+        <w:rPr>
+          <w:rFonts w:eastAsia="Times New Roman"/>
+          <w:sz w:val="24"/>
+          <w:szCs w:val="24"/>
+          <w:lang w:val="en-US" w:eastAsia="ru-RU"/>
+        </w:rPr>
+        <w:t>yicha</w:t>
+      </w:r>
+      <w:proofErr w:type="spellEnd"/>
+      <w:r>
+        <w:rPr>
+          <w:rFonts w:eastAsia="Times New Roman"/>
+          <w:sz w:val="24"/>
+          <w:szCs w:val="24"/>
+          <w:lang w:val="en-US" w:eastAsia="ru-RU"/>
+        </w:rPr>
+        <w:t xml:space="preserve"> </w:t>
+      </w:r>
+      <w:proofErr w:type="spellStart"/>
+      <w:r>
+        <w:rPr>
+          <w:rFonts w:eastAsia="Times New Roman"/>
+          <w:sz w:val="24"/>
+          <w:szCs w:val="24"/>
+          <w:lang w:val="en-US" w:eastAsia="ru-RU"/>
+        </w:rPr>
+        <w:t>xalqaro</w:t>
+      </w:r>
+      <w:proofErr w:type="spellEnd"/>
+      <w:r>
+        <w:rPr>
+          <w:rFonts w:eastAsia="Times New Roman"/>
+          <w:sz w:val="24"/>
+          <w:szCs w:val="24"/>
+          <w:lang w:val="en-US" w:eastAsia="ru-RU"/>
+        </w:rPr>
+        <w:t xml:space="preserve"> </w:t>
+      </w:r>
+      <w:proofErr w:type="spellStart"/>
+      <w:r>
+        <w:rPr>
+          <w:rFonts w:eastAsia="Times New Roman"/>
+          <w:sz w:val="24"/>
+          <w:szCs w:val="24"/>
+          <w:lang w:val="en-US" w:eastAsia="ru-RU"/>
+        </w:rPr>
+        <w:t>standartlar</w:t>
+      </w:r>
+      <w:proofErr w:type="spellEnd"/>
+      <w:r>
+        <w:rPr>
+          <w:rFonts w:eastAsia="Times New Roman"/>
+          <w:sz w:val="24"/>
+          <w:szCs w:val="24"/>
+          <w:lang w:val="en-US" w:eastAsia="ru-RU"/>
+        </w:rPr>
+        <w:t xml:space="preserve">; ECC </w:t>
+      </w:r>
+      <w:proofErr w:type="spellStart"/>
+      <w:r>
+        <w:rPr>
+          <w:rFonts w:eastAsia="Times New Roman"/>
+          <w:sz w:val="24"/>
+          <w:szCs w:val="24"/>
+          <w:lang w:val="en-US" w:eastAsia="ru-RU"/>
+        </w:rPr>
+        <w:t>va</w:t>
+      </w:r>
+      <w:proofErr w:type="spellEnd"/>
+      <w:r>
+        <w:rPr>
+          <w:rFonts w:eastAsia="Times New Roman"/>
+          <w:sz w:val="24"/>
+          <w:szCs w:val="24"/>
+          <w:lang w:val="en-US" w:eastAsia="ru-RU"/>
+        </w:rPr>
+        <w:t xml:space="preserve"> </w:t>
+      </w:r>
+      <w:proofErr w:type="spellStart"/>
+      <w:r>
+        <w:rPr>
+          <w:rFonts w:eastAsia="Times New Roman"/>
+          <w:sz w:val="24"/>
+          <w:szCs w:val="24"/>
+          <w:lang w:val="en-US" w:eastAsia="ru-RU"/>
+        </w:rPr>
+        <w:t>asimmetrik</w:t>
+      </w:r>
+      <w:proofErr w:type="spellEnd"/>
+      <w:r>
+        <w:rPr>
+          <w:rFonts w:eastAsia="Times New Roman"/>
+          <w:sz w:val="24"/>
+          <w:szCs w:val="24"/>
+          <w:lang w:val="en-US" w:eastAsia="ru-RU"/>
+        </w:rPr>
+        <w:t xml:space="preserve"> </w:t>
+      </w:r>
+      <w:proofErr w:type="spellStart"/>
+      <w:r>
+        <w:rPr>
+          <w:rFonts w:eastAsia="Times New Roman"/>
+          <w:sz w:val="24"/>
+          <w:szCs w:val="24"/>
+          <w:lang w:val="en-US" w:eastAsia="ru-RU"/>
+        </w:rPr>
+        <w:t>kalitlarni</w:t>
+      </w:r>
+      <w:proofErr w:type="spellEnd"/>
+      <w:r>
+        <w:rPr>
+          <w:rFonts w:eastAsia="Times New Roman"/>
+          <w:sz w:val="24"/>
+          <w:szCs w:val="24"/>
+          <w:lang w:val="en-US" w:eastAsia="ru-RU"/>
+        </w:rPr>
+        <w:t xml:space="preserve"> </w:t>
+      </w:r>
+      <w:proofErr w:type="spellStart"/>
+      <w:r>
+        <w:rPr>
+          <w:rFonts w:eastAsia="Times New Roman"/>
+          <w:sz w:val="24"/>
+          <w:szCs w:val="24"/>
+          <w:lang w:val="en-US" w:eastAsia="ru-RU"/>
+        </w:rPr>
+        <w:t>boshqarish</w:t>
+      </w:r>
+      <w:proofErr w:type="spellEnd"/>
+      <w:r>
+        <w:rPr>
+          <w:rFonts w:eastAsia="Times New Roman"/>
+          <w:sz w:val="24"/>
+          <w:szCs w:val="24"/>
+          <w:lang w:val="en-US" w:eastAsia="ru-RU"/>
+        </w:rPr>
+        <w:t xml:space="preserve"> </w:t>
+      </w:r>
+      <w:proofErr w:type="spellStart"/>
       <w:r>
         <w:rPr>
           <w:rFonts w:eastAsia="Times New Roman"/>
@@ -3017,146 +2525,6 @@
           <w:szCs w:val="24"/>
           <w:lang w:val="en-US" w:eastAsia="ru-RU"/>
         </w:rPr>
-        <w:t>xalqaro</w:t>
-      </w:r>
-      <w:proofErr w:type="spellEnd"/>
-      <w:r>
-        <w:rPr>
-          <w:rFonts w:eastAsia="Times New Roman"/>
-          <w:sz w:val="24"/>
-          <w:szCs w:val="24"/>
-          <w:lang w:val="en-US" w:eastAsia="ru-RU"/>
-        </w:rPr>
-        <w:t xml:space="preserve"> </w:t>
-      </w:r>
-      <w:proofErr w:type="spellStart"/>
-      <w:r>
-        <w:rPr>
-          <w:rFonts w:eastAsia="Times New Roman"/>
-          <w:sz w:val="24"/>
-          <w:szCs w:val="24"/>
-          <w:lang w:val="en-US" w:eastAsia="ru-RU"/>
-        </w:rPr>
-        <w:t>standartlar</w:t>
-      </w:r>
-      <w:proofErr w:type="spellEnd"/>
-      <w:r>
-        <w:rPr>
-          <w:rFonts w:eastAsia="Times New Roman"/>
-          <w:sz w:val="24"/>
-          <w:szCs w:val="24"/>
-          <w:lang w:val="en-US" w:eastAsia="ru-RU"/>
-        </w:rPr>
-        <w:t xml:space="preserve">; ECC </w:t>
-      </w:r>
-      <w:proofErr w:type="spellStart"/>
-      <w:r>
-        <w:rPr>
-          <w:rFonts w:eastAsia="Times New Roman"/>
-          <w:sz w:val="24"/>
-          <w:szCs w:val="24"/>
-          <w:lang w:val="en-US" w:eastAsia="ru-RU"/>
-        </w:rPr>
-        <w:t>va</w:t>
-      </w:r>
-      <w:proofErr w:type="spellEnd"/>
-      <w:r>
-        <w:rPr>
-          <w:rFonts w:eastAsia="Times New Roman"/>
-          <w:sz w:val="24"/>
-          <w:szCs w:val="24"/>
-          <w:lang w:val="en-US" w:eastAsia="ru-RU"/>
-        </w:rPr>
-        <w:t xml:space="preserve"> </w:t>
-      </w:r>
-      <w:proofErr w:type="spellStart"/>
-      <w:r>
-        <w:rPr>
-          <w:rFonts w:eastAsia="Times New Roman"/>
-          <w:sz w:val="24"/>
-          <w:szCs w:val="24"/>
-          <w:lang w:val="en-US" w:eastAsia="ru-RU"/>
-        </w:rPr>
-        <w:t>asimmetrik</w:t>
-      </w:r>
-      <w:proofErr w:type="spellEnd"/>
-      <w:r>
-        <w:rPr>
-          <w:rFonts w:eastAsia="Times New Roman"/>
-          <w:sz w:val="24"/>
-          <w:szCs w:val="24"/>
-          <w:lang w:val="en-US" w:eastAsia="ru-RU"/>
-        </w:rPr>
-        <w:t xml:space="preserve"> </w:t>
-      </w:r>
-      <w:proofErr w:type="spellStart"/>
-      <w:r>
-        <w:rPr>
-          <w:rFonts w:eastAsia="Times New Roman"/>
-          <w:sz w:val="24"/>
-          <w:szCs w:val="24"/>
-          <w:lang w:val="en-US" w:eastAsia="ru-RU"/>
-        </w:rPr>
-        <w:t>kalitlarni</w:t>
-      </w:r>
-      <w:proofErr w:type="spellEnd"/>
-      <w:r>
-        <w:rPr>
-          <w:rFonts w:eastAsia="Times New Roman"/>
-          <w:sz w:val="24"/>
-          <w:szCs w:val="24"/>
-          <w:lang w:val="en-US" w:eastAsia="ru-RU"/>
-        </w:rPr>
-        <w:t xml:space="preserve"> </w:t>
-      </w:r>
-      <w:proofErr w:type="spellStart"/>
-      <w:r>
-        <w:rPr>
-          <w:rFonts w:eastAsia="Times New Roman"/>
-          <w:sz w:val="24"/>
-          <w:szCs w:val="24"/>
-          <w:lang w:val="en-US" w:eastAsia="ru-RU"/>
-        </w:rPr>
-        <w:t>boshqarish</w:t>
-      </w:r>
-      <w:proofErr w:type="spellEnd"/>
-      <w:r>
-        <w:rPr>
-          <w:rFonts w:eastAsia="Times New Roman"/>
-          <w:sz w:val="24"/>
-          <w:szCs w:val="24"/>
-          <w:lang w:val="en-US" w:eastAsia="ru-RU"/>
-        </w:rPr>
-        <w:t xml:space="preserve"> </w:t>
-      </w:r>
-      <w:proofErr w:type="spellStart"/>
-      <w:r>
-        <w:rPr>
-          <w:rFonts w:eastAsia="Times New Roman"/>
-          <w:sz w:val="24"/>
-          <w:szCs w:val="24"/>
-          <w:lang w:val="en-US" w:eastAsia="ru-RU"/>
-        </w:rPr>
-        <w:t>bo‘yicha</w:t>
-      </w:r>
-      <w:proofErr w:type="spellEnd"/>
-      <w:r>
-        <w:rPr>
-          <w:rFonts w:eastAsia="Times New Roman"/>
-          <w:sz w:val="24"/>
-          <w:szCs w:val="24"/>
-          <w:lang w:val="en-US" w:eastAsia="ru-RU"/>
-        </w:rPr>
-        <w:t xml:space="preserve"> </w:t>
-      </w:r>
-      <w:proofErr w:type="spellStart"/>
-      <w:r>
-        <w:rPr>
-          <w:rFonts w:eastAsia="Times New Roman"/>
-          <w:sz w:val="24"/>
-          <w:szCs w:val="24"/>
-          <w:lang w:val="en-US" w:eastAsia="ru-RU"/>
-        </w:rPr>
         <w:t>tavsiyalar</w:t>
       </w:r>
       <w:proofErr w:type="spellEnd"/>
@@ -3208,28 +2576,6 @@
           <w:lang w:val="en-US" w:eastAsia="ru-RU"/>
         </w:rPr>
         <w:t>, ISO/IEC 15946 ECC).</w:t>
-      </w:r>
-    </w:p>
-    <w:p>
-      <w:pPr>
-        <w:spacing w:after="0" w:line="240" w:lineRule="auto"/>
-        <w:rPr>
-          <w:rFonts w:eastAsia="Times New Roman"/>
-          <w:sz w:val="24"/>
-          <w:szCs w:val="24"/>
-          <w:lang w:eastAsia="ru-RU"/>
-        </w:rPr>
-      </w:pPr>
-      <w:r>
-        <w:rPr>
-          <w:rFonts w:eastAsia="Times New Roman"/>
-          <w:sz w:val="24"/>
-          <w:szCs w:val="24"/>
-          <w:lang w:eastAsia="ru-RU"/>
-        </w:rPr>
-        <w:pict w14:anchorId="212A3670">
-          <v:rect id="_x0000_i1028" style="width:0;height:1.5pt" o:hralign="center" o:hrstd="t" o:hr="t" fillcolor="#a0a0a0" stroked="f"/>
-        </w:pict>
       </w:r>
     </w:p>
     <w:p>
@@ -3301,6 +2647,7 @@
           <w:numId w:val="4"/>
         </w:numPr>
         <w:spacing w:before="100" w:beforeAutospacing="1" w:after="100" w:afterAutospacing="1" w:line="240" w:lineRule="auto"/>
+        <w:jc w:val="both"/>
         <w:rPr>
           <w:rFonts w:eastAsia="Times New Roman"/>
           <w:sz w:val="24"/>
@@ -3571,6 +2918,7 @@
           <w:numId w:val="4"/>
         </w:numPr>
         <w:spacing w:before="100" w:beforeAutospacing="1" w:after="100" w:afterAutospacing="1" w:line="240" w:lineRule="auto"/>
+        <w:jc w:val="both"/>
         <w:rPr>
           <w:rFonts w:eastAsia="Times New Roman"/>
           <w:sz w:val="24"/>
@@ -3759,14 +3107,25 @@
         <w:t xml:space="preserve"> </w:t>
       </w:r>
       <w:proofErr w:type="spellStart"/>
-      <w:r>
-        <w:rPr>
-          <w:rFonts w:eastAsia="Times New Roman"/>
-          <w:sz w:val="24"/>
-          <w:szCs w:val="24"/>
-          <w:lang w:val="en-US" w:eastAsia="ru-RU"/>
-        </w:rPr>
-        <w:t>ko‘rsatmalar</w:t>
+      <w:proofErr w:type="gramStart"/>
+      <w:r>
+        <w:rPr>
+          <w:rFonts w:eastAsia="Times New Roman"/>
+          <w:sz w:val="24"/>
+          <w:szCs w:val="24"/>
+          <w:lang w:val="en-US" w:eastAsia="ru-RU"/>
+        </w:rPr>
+        <w:t>ko‘</w:t>
+      </w:r>
+      <w:proofErr w:type="gramEnd"/>
+      <w:r>
+        <w:rPr>
+          <w:rFonts w:eastAsia="Times New Roman"/>
+          <w:sz w:val="24"/>
+          <w:szCs w:val="24"/>
+          <w:lang w:val="en-US" w:eastAsia="ru-RU"/>
+        </w:rPr>
+        <w:t>rsatmalar</w:t>
       </w:r>
       <w:proofErr w:type="spellEnd"/>
       <w:r>
@@ -3832,28 +3191,6 @@
     </w:p>
     <w:p>
       <w:pPr>
-        <w:spacing w:after="0" w:line="240" w:lineRule="auto"/>
-        <w:rPr>
-          <w:rFonts w:eastAsia="Times New Roman"/>
-          <w:sz w:val="24"/>
-          <w:szCs w:val="24"/>
-          <w:lang w:eastAsia="ru-RU"/>
-        </w:rPr>
-      </w:pPr>
-      <w:r>
-        <w:rPr>
-          <w:rFonts w:eastAsia="Times New Roman"/>
-          <w:sz w:val="24"/>
-          <w:szCs w:val="24"/>
-          <w:lang w:eastAsia="ru-RU"/>
-        </w:rPr>
-        <w:pict w14:anchorId="6B773223">
-          <v:rect id="_x0000_i1029" style="width:0;height:1.5pt" o:hralign="center" o:hrstd="t" o:hr="t" fillcolor="#a0a0a0" stroked="f"/>
-        </w:pict>
-      </w:r>
-    </w:p>
-    <w:p>
-      <w:pPr>
         <w:spacing w:before="100" w:beforeAutospacing="1" w:after="100" w:afterAutospacing="1" w:line="240" w:lineRule="auto"/>
         <w:outlineLvl w:val="2"/>
         <w:rPr>
@@ -3862,7 +3199,7 @@
           <w:bCs/>
           <w:sz w:val="27"/>
           <w:szCs w:val="27"/>
-          <w:lang w:eastAsia="ru-RU"/>
+          <w:lang w:val="en-US" w:eastAsia="ru-RU"/>
         </w:rPr>
       </w:pPr>
       <w:r>
@@ -3872,9 +3209,8 @@
           <w:bCs/>
           <w:sz w:val="27"/>
           <w:szCs w:val="27"/>
-          <w:lang w:eastAsia="ru-RU"/>
-        </w:rPr>
-        <w:lastRenderedPageBreak/>
+          <w:lang w:val="en-US" w:eastAsia="ru-RU"/>
+        </w:rPr>
         <w:t xml:space="preserve">5. </w:t>
       </w:r>
       <w:proofErr w:type="spellStart"/>
@@ -3885,7 +3221,7 @@
           <w:bCs/>
           <w:sz w:val="27"/>
           <w:szCs w:val="27"/>
-          <w:lang w:eastAsia="ru-RU"/>
+          <w:lang w:val="en-US" w:eastAsia="ru-RU"/>
         </w:rPr>
         <w:t>Milliy</w:t>
       </w:r>
@@ -3897,7 +3233,7 @@
           <w:bCs/>
           <w:sz w:val="27"/>
           <w:szCs w:val="27"/>
-          <w:lang w:eastAsia="ru-RU"/>
+          <w:lang w:val="en-US" w:eastAsia="ru-RU"/>
         </w:rPr>
         <w:t xml:space="preserve"> </w:t>
       </w:r>
@@ -3909,7 +3245,7 @@
           <w:bCs/>
           <w:sz w:val="27"/>
           <w:szCs w:val="27"/>
-          <w:lang w:eastAsia="ru-RU"/>
+          <w:lang w:val="en-US" w:eastAsia="ru-RU"/>
         </w:rPr>
         <w:t>va</w:t>
       </w:r>
@@ -3921,7 +3257,7 @@
           <w:bCs/>
           <w:sz w:val="27"/>
           <w:szCs w:val="27"/>
-          <w:lang w:eastAsia="ru-RU"/>
+          <w:lang w:val="en-US" w:eastAsia="ru-RU"/>
         </w:rPr>
         <w:t xml:space="preserve"> </w:t>
       </w:r>
@@ -3933,7 +3269,7 @@
           <w:bCs/>
           <w:sz w:val="27"/>
           <w:szCs w:val="27"/>
-          <w:lang w:eastAsia="ru-RU"/>
+          <w:lang w:val="en-US" w:eastAsia="ru-RU"/>
         </w:rPr>
         <w:t>texnik</w:t>
       </w:r>
@@ -3945,11 +3281,12 @@
           <w:bCs/>
           <w:sz w:val="27"/>
           <w:szCs w:val="27"/>
-          <w:lang w:eastAsia="ru-RU"/>
-        </w:rPr>
-        <w:t xml:space="preserve"> </w:t>
-      </w:r>
-      <w:proofErr w:type="spellStart"/>
+          <w:lang w:val="en-US" w:eastAsia="ru-RU"/>
+        </w:rPr>
+        <w:t xml:space="preserve"> </w:t>
+      </w:r>
+      <w:proofErr w:type="spellStart"/>
+      <w:proofErr w:type="gramStart"/>
       <w:r>
         <w:rPr>
           <w:rFonts w:eastAsia="Times New Roman"/>
@@ -3957,9 +3294,21 @@
           <w:bCs/>
           <w:sz w:val="27"/>
           <w:szCs w:val="27"/>
-          <w:lang w:eastAsia="ru-RU"/>
-        </w:rPr>
-        <w:t>qo‘llanmalar</w:t>
+          <w:lang w:val="en-US" w:eastAsia="ru-RU"/>
+        </w:rPr>
+        <w:t>qo‘</w:t>
+      </w:r>
+      <w:proofErr w:type="gramEnd"/>
+      <w:r>
+        <w:rPr>
+          <w:rFonts w:eastAsia="Times New Roman"/>
+          <w:b/>
+          <w:bCs/>
+          <w:sz w:val="27"/>
+          <w:szCs w:val="27"/>
+          <w:lang w:val="en-US" w:eastAsia="ru-RU"/>
+        </w:rPr>
+        <w:t>llanmalar</w:t>
       </w:r>
       <w:proofErr w:type="spellEnd"/>
     </w:p>
@@ -3970,6 +3319,7 @@
           <w:numId w:val="5"/>
         </w:numPr>
         <w:spacing w:before="100" w:beforeAutospacing="1" w:after="100" w:afterAutospacing="1" w:line="240" w:lineRule="auto"/>
+        <w:jc w:val="both"/>
         <w:rPr>
           <w:rFonts w:eastAsia="Times New Roman"/>
           <w:sz w:val="24"/>
@@ -4132,6 +3482,7 @@
           <w:numId w:val="5"/>
         </w:numPr>
         <w:spacing w:before="100" w:beforeAutospacing="1" w:after="100" w:afterAutospacing="1" w:line="240" w:lineRule="auto"/>
+        <w:jc w:val="both"/>
         <w:rPr>
           <w:rFonts w:eastAsia="Times New Roman"/>
           <w:sz w:val="24"/>
@@ -4260,14 +3611,25 @@
         <w:t xml:space="preserve"> </w:t>
       </w:r>
       <w:proofErr w:type="spellStart"/>
-      <w:r>
-        <w:rPr>
-          <w:rFonts w:eastAsia="Times New Roman"/>
-          <w:sz w:val="24"/>
-          <w:szCs w:val="24"/>
-          <w:lang w:val="en-US" w:eastAsia="ru-RU"/>
-        </w:rPr>
-        <w:t>bo‘yicha</w:t>
+      <w:proofErr w:type="gramStart"/>
+      <w:r>
+        <w:rPr>
+          <w:rFonts w:eastAsia="Times New Roman"/>
+          <w:sz w:val="24"/>
+          <w:szCs w:val="24"/>
+          <w:lang w:val="en-US" w:eastAsia="ru-RU"/>
+        </w:rPr>
+        <w:t>bo‘</w:t>
+      </w:r>
+      <w:proofErr w:type="gramEnd"/>
+      <w:r>
+        <w:rPr>
+          <w:rFonts w:eastAsia="Times New Roman"/>
+          <w:sz w:val="24"/>
+          <w:szCs w:val="24"/>
+          <w:lang w:val="en-US" w:eastAsia="ru-RU"/>
+        </w:rPr>
+        <w:t>yicha</w:t>
       </w:r>
       <w:proofErr w:type="spellEnd"/>
       <w:r>
@@ -4413,28 +3775,6 @@
           <w:lang w:eastAsia="ru-RU"/>
         </w:rPr>
         <w:t>)</w:t>
-      </w:r>
-    </w:p>
-    <w:p>
-      <w:pPr>
-        <w:spacing w:after="0" w:line="240" w:lineRule="auto"/>
-        <w:rPr>
-          <w:rFonts w:eastAsia="Times New Roman"/>
-          <w:sz w:val="24"/>
-          <w:szCs w:val="24"/>
-          <w:lang w:eastAsia="ru-RU"/>
-        </w:rPr>
-      </w:pPr>
-      <w:r>
-        <w:rPr>
-          <w:rFonts w:eastAsia="Times New Roman"/>
-          <w:sz w:val="24"/>
-          <w:szCs w:val="24"/>
-          <w:lang w:eastAsia="ru-RU"/>
-        </w:rPr>
-        <w:pict w14:anchorId="56CB658B">
-          <v:rect id="_x0000_i1030" style="width:0;height:1.5pt" o:hralign="center" o:hrstd="t" o:hr="t" fillcolor="#a0a0a0" stroked="f"/>
-        </w:pict>
       </w:r>
     </w:p>
     <w:p>
@@ -4450,17 +3790,19 @@
           <w:lang w:val="en-US" w:eastAsia="ru-RU"/>
         </w:rPr>
       </w:pPr>
-      <w:r>
-        <w:rPr>
-          <w:rFonts w:ascii="Segoe UI Emoji" w:eastAsia="Times New Roman" w:hAnsi="Segoe UI Emoji" w:cs="Segoe UI Emoji"/>
+      <w:proofErr w:type="spellStart"/>
+      <w:r>
+        <w:rPr>
+          <w:rFonts w:eastAsia="Times New Roman"/>
           <w:b/>
           <w:bCs/>
           <w:sz w:val="36"/>
           <w:szCs w:val="36"/>
           <w:lang w:val="en-US" w:eastAsia="ru-RU"/>
         </w:rPr>
-        <w:t>✅</w:t>
-      </w:r>
+        <w:t>Qanday</w:t>
+      </w:r>
+      <w:proofErr w:type="spellEnd"/>
       <w:r>
         <w:rPr>
           <w:rFonts w:eastAsia="Times New Roman"/>
@@ -4482,7 +3824,7 @@
           <w:szCs w:val="36"/>
           <w:lang w:val="en-US" w:eastAsia="ru-RU"/>
         </w:rPr>
-        <w:t>Qanday</w:t>
+        <w:t>qilib</w:t>
       </w:r>
       <w:proofErr w:type="spellEnd"/>
       <w:r>
@@ -4506,7 +3848,7 @@
           <w:szCs w:val="36"/>
           <w:lang w:val="en-US" w:eastAsia="ru-RU"/>
         </w:rPr>
-        <w:t>qilib</w:t>
+        <w:t>ushbu</w:t>
       </w:r>
       <w:proofErr w:type="spellEnd"/>
       <w:r>
@@ -4530,7 +3872,7 @@
           <w:szCs w:val="36"/>
           <w:lang w:val="en-US" w:eastAsia="ru-RU"/>
         </w:rPr>
-        <w:t>ushbu</w:t>
+        <w:t>standartlardan</w:t>
       </w:r>
       <w:proofErr w:type="spellEnd"/>
       <w:r>
@@ -4554,7 +3896,7 @@
           <w:szCs w:val="36"/>
           <w:lang w:val="en-US" w:eastAsia="ru-RU"/>
         </w:rPr>
-        <w:t>standartlardan</w:t>
+        <w:t>foydalanish</w:t>
       </w:r>
       <w:proofErr w:type="spellEnd"/>
       <w:r>
@@ -4578,30 +3920,6 @@
           <w:szCs w:val="36"/>
           <w:lang w:val="en-US" w:eastAsia="ru-RU"/>
         </w:rPr>
-        <w:t>foydalanish</w:t>
-      </w:r>
-      <w:proofErr w:type="spellEnd"/>
-      <w:r>
-        <w:rPr>
-          <w:rFonts w:eastAsia="Times New Roman"/>
-          <w:b/>
-          <w:bCs/>
-          <w:sz w:val="36"/>
-          <w:szCs w:val="36"/>
-          <w:lang w:val="en-US" w:eastAsia="ru-RU"/>
-        </w:rPr>
-        <w:t xml:space="preserve"> </w:t>
-      </w:r>
-      <w:proofErr w:type="spellStart"/>
-      <w:r>
-        <w:rPr>
-          <w:rFonts w:eastAsia="Times New Roman"/>
-          <w:b/>
-          <w:bCs/>
-          <w:sz w:val="36"/>
-          <w:szCs w:val="36"/>
-          <w:lang w:val="en-US" w:eastAsia="ru-RU"/>
-        </w:rPr>
         <w:t>mumkin</w:t>
       </w:r>
       <w:proofErr w:type="spellEnd"/>
@@ -4613,7 +3931,7 @@
           <w:rFonts w:eastAsia="Times New Roman"/>
           <w:sz w:val="24"/>
           <w:szCs w:val="24"/>
-          <w:lang w:eastAsia="ru-RU"/>
+          <w:lang w:val="en-US" w:eastAsia="ru-RU"/>
         </w:rPr>
       </w:pPr>
       <w:proofErr w:type="spellStart"/>
@@ -4622,7 +3940,7 @@
           <w:rFonts w:eastAsia="Times New Roman"/>
           <w:sz w:val="24"/>
           <w:szCs w:val="24"/>
-          <w:lang w:eastAsia="ru-RU"/>
+          <w:lang w:val="en-US" w:eastAsia="ru-RU"/>
         </w:rPr>
         <w:t>Sizning</w:t>
       </w:r>
@@ -4632,17 +3950,17 @@
           <w:rFonts w:eastAsia="Times New Roman"/>
           <w:sz w:val="24"/>
           <w:szCs w:val="24"/>
-          <w:lang w:eastAsia="ru-RU"/>
-        </w:rPr>
-        <w:t xml:space="preserve"> </w:t>
-      </w:r>
-      <w:proofErr w:type="spellStart"/>
-      <w:r>
-        <w:rPr>
-          <w:rFonts w:eastAsia="Times New Roman"/>
-          <w:sz w:val="24"/>
-          <w:szCs w:val="24"/>
-          <w:lang w:eastAsia="ru-RU"/>
+          <w:lang w:val="en-US" w:eastAsia="ru-RU"/>
+        </w:rPr>
+        <w:t xml:space="preserve"> </w:t>
+      </w:r>
+      <w:proofErr w:type="spellStart"/>
+      <w:r>
+        <w:rPr>
+          <w:rFonts w:eastAsia="Times New Roman"/>
+          <w:sz w:val="24"/>
+          <w:szCs w:val="24"/>
+          <w:lang w:val="en-US" w:eastAsia="ru-RU"/>
         </w:rPr>
         <w:t>mavzudagi</w:t>
       </w:r>
@@ -4652,7 +3970,7 @@
           <w:rFonts w:eastAsia="Times New Roman"/>
           <w:sz w:val="24"/>
           <w:szCs w:val="24"/>
-          <w:lang w:eastAsia="ru-RU"/>
+          <w:lang w:val="en-US" w:eastAsia="ru-RU"/>
         </w:rPr>
         <w:t xml:space="preserve"> “</w:t>
       </w:r>
@@ -4662,7 +3980,7 @@
           <w:rFonts w:eastAsia="Times New Roman"/>
           <w:sz w:val="24"/>
           <w:szCs w:val="24"/>
-          <w:lang w:eastAsia="ru-RU"/>
+          <w:lang w:val="en-US" w:eastAsia="ru-RU"/>
         </w:rPr>
         <w:t>parametr</w:t>
       </w:r>
@@ -4672,17 +3990,17 @@
           <w:rFonts w:eastAsia="Times New Roman"/>
           <w:sz w:val="24"/>
           <w:szCs w:val="24"/>
-          <w:lang w:eastAsia="ru-RU"/>
-        </w:rPr>
-        <w:t xml:space="preserve"> </w:t>
-      </w:r>
-      <w:proofErr w:type="spellStart"/>
-      <w:r>
-        <w:rPr>
-          <w:rFonts w:eastAsia="Times New Roman"/>
-          <w:sz w:val="24"/>
-          <w:szCs w:val="24"/>
-          <w:lang w:eastAsia="ru-RU"/>
+          <w:lang w:val="en-US" w:eastAsia="ru-RU"/>
+        </w:rPr>
+        <w:t xml:space="preserve"> </w:t>
+      </w:r>
+      <w:proofErr w:type="spellStart"/>
+      <w:r>
+        <w:rPr>
+          <w:rFonts w:eastAsia="Times New Roman"/>
+          <w:sz w:val="24"/>
+          <w:szCs w:val="24"/>
+          <w:lang w:val="en-US" w:eastAsia="ru-RU"/>
         </w:rPr>
         <w:t>generatsiyasi</w:t>
       </w:r>
@@ -4692,17 +4010,17 @@
           <w:rFonts w:eastAsia="Times New Roman"/>
           <w:sz w:val="24"/>
           <w:szCs w:val="24"/>
-          <w:lang w:eastAsia="ru-RU"/>
-        </w:rPr>
-        <w:t xml:space="preserve"> </w:t>
-      </w:r>
-      <w:proofErr w:type="spellStart"/>
-      <w:r>
-        <w:rPr>
-          <w:rFonts w:eastAsia="Times New Roman"/>
-          <w:sz w:val="24"/>
-          <w:szCs w:val="24"/>
-          <w:lang w:eastAsia="ru-RU"/>
+          <w:lang w:val="en-US" w:eastAsia="ru-RU"/>
+        </w:rPr>
+        <w:t xml:space="preserve"> </w:t>
+      </w:r>
+      <w:proofErr w:type="spellStart"/>
+      <w:r>
+        <w:rPr>
+          <w:rFonts w:eastAsia="Times New Roman"/>
+          <w:sz w:val="24"/>
+          <w:szCs w:val="24"/>
+          <w:lang w:val="en-US" w:eastAsia="ru-RU"/>
         </w:rPr>
         <w:t>algoritmlari</w:t>
       </w:r>
@@ -4712,37 +4030,48 @@
           <w:rFonts w:eastAsia="Times New Roman"/>
           <w:sz w:val="24"/>
           <w:szCs w:val="24"/>
-          <w:lang w:eastAsia="ru-RU"/>
+          <w:lang w:val="en-US" w:eastAsia="ru-RU"/>
         </w:rPr>
         <w:t xml:space="preserve">” </w:t>
       </w:r>
       <w:proofErr w:type="spellStart"/>
-      <w:r>
-        <w:rPr>
-          <w:rFonts w:eastAsia="Times New Roman"/>
-          <w:sz w:val="24"/>
-          <w:szCs w:val="24"/>
-          <w:lang w:eastAsia="ru-RU"/>
-        </w:rPr>
-        <w:t>bo‘yicha</w:t>
-      </w:r>
-      <w:proofErr w:type="spellEnd"/>
-      <w:r>
-        <w:rPr>
-          <w:rFonts w:eastAsia="Times New Roman"/>
-          <w:sz w:val="24"/>
-          <w:szCs w:val="24"/>
-          <w:lang w:eastAsia="ru-RU"/>
-        </w:rPr>
-        <w:t xml:space="preserve"> </w:t>
-      </w:r>
-      <w:proofErr w:type="spellStart"/>
-      <w:r>
-        <w:rPr>
-          <w:rFonts w:eastAsia="Times New Roman"/>
-          <w:sz w:val="24"/>
-          <w:szCs w:val="24"/>
-          <w:lang w:eastAsia="ru-RU"/>
+      <w:proofErr w:type="gramStart"/>
+      <w:r>
+        <w:rPr>
+          <w:rFonts w:eastAsia="Times New Roman"/>
+          <w:sz w:val="24"/>
+          <w:szCs w:val="24"/>
+          <w:lang w:val="en-US" w:eastAsia="ru-RU"/>
+        </w:rPr>
+        <w:t>bo‘</w:t>
+      </w:r>
+      <w:proofErr w:type="gramEnd"/>
+      <w:r>
+        <w:rPr>
+          <w:rFonts w:eastAsia="Times New Roman"/>
+          <w:sz w:val="24"/>
+          <w:szCs w:val="24"/>
+          <w:lang w:val="en-US" w:eastAsia="ru-RU"/>
+        </w:rPr>
+        <w:t>yicha</w:t>
+      </w:r>
+      <w:proofErr w:type="spellEnd"/>
+      <w:r>
+        <w:rPr>
+          <w:rFonts w:eastAsia="Times New Roman"/>
+          <w:sz w:val="24"/>
+          <w:szCs w:val="24"/>
+          <w:lang w:val="en-US" w:eastAsia="ru-RU"/>
+        </w:rPr>
+        <w:t xml:space="preserve"> </w:t>
+      </w:r>
+      <w:proofErr w:type="spellStart"/>
+      <w:r>
+        <w:rPr>
+          <w:rFonts w:eastAsia="Times New Roman"/>
+          <w:sz w:val="24"/>
+          <w:szCs w:val="24"/>
+          <w:lang w:val="en-US" w:eastAsia="ru-RU"/>
         </w:rPr>
         <w:t>ishlashda</w:t>
       </w:r>
@@ -4752,17 +4081,17 @@
           <w:rFonts w:eastAsia="Times New Roman"/>
           <w:sz w:val="24"/>
           <w:szCs w:val="24"/>
-          <w:lang w:eastAsia="ru-RU"/>
-        </w:rPr>
-        <w:t xml:space="preserve"> </w:t>
-      </w:r>
-      <w:proofErr w:type="spellStart"/>
-      <w:r>
-        <w:rPr>
-          <w:rFonts w:eastAsia="Times New Roman"/>
-          <w:sz w:val="24"/>
-          <w:szCs w:val="24"/>
-          <w:lang w:eastAsia="ru-RU"/>
+          <w:lang w:val="en-US" w:eastAsia="ru-RU"/>
+        </w:rPr>
+        <w:t xml:space="preserve"> </w:t>
+      </w:r>
+      <w:proofErr w:type="spellStart"/>
+      <w:r>
+        <w:rPr>
+          <w:rFonts w:eastAsia="Times New Roman"/>
+          <w:sz w:val="24"/>
+          <w:szCs w:val="24"/>
+          <w:lang w:val="en-US" w:eastAsia="ru-RU"/>
         </w:rPr>
         <w:t>ushbu</w:t>
       </w:r>
@@ -4772,17 +4101,17 @@
           <w:rFonts w:eastAsia="Times New Roman"/>
           <w:sz w:val="24"/>
           <w:szCs w:val="24"/>
-          <w:lang w:eastAsia="ru-RU"/>
-        </w:rPr>
-        <w:t xml:space="preserve"> </w:t>
-      </w:r>
-      <w:proofErr w:type="spellStart"/>
-      <w:r>
-        <w:rPr>
-          <w:rFonts w:eastAsia="Times New Roman"/>
-          <w:sz w:val="24"/>
-          <w:szCs w:val="24"/>
-          <w:lang w:eastAsia="ru-RU"/>
+          <w:lang w:val="en-US" w:eastAsia="ru-RU"/>
+        </w:rPr>
+        <w:t xml:space="preserve"> </w:t>
+      </w:r>
+      <w:proofErr w:type="spellStart"/>
+      <w:r>
+        <w:rPr>
+          <w:rFonts w:eastAsia="Times New Roman"/>
+          <w:sz w:val="24"/>
+          <w:szCs w:val="24"/>
+          <w:lang w:val="en-US" w:eastAsia="ru-RU"/>
         </w:rPr>
         <w:t>standartlardan</w:t>
       </w:r>
@@ -4792,17 +4121,17 @@
           <w:rFonts w:eastAsia="Times New Roman"/>
           <w:sz w:val="24"/>
           <w:szCs w:val="24"/>
-          <w:lang w:eastAsia="ru-RU"/>
-        </w:rPr>
-        <w:t xml:space="preserve"> </w:t>
-      </w:r>
-      <w:proofErr w:type="spellStart"/>
-      <w:r>
-        <w:rPr>
-          <w:rFonts w:eastAsia="Times New Roman"/>
-          <w:sz w:val="24"/>
-          <w:szCs w:val="24"/>
-          <w:lang w:eastAsia="ru-RU"/>
+          <w:lang w:val="en-US" w:eastAsia="ru-RU"/>
+        </w:rPr>
+        <w:t xml:space="preserve"> </w:t>
+      </w:r>
+      <w:proofErr w:type="spellStart"/>
+      <w:r>
+        <w:rPr>
+          <w:rFonts w:eastAsia="Times New Roman"/>
+          <w:sz w:val="24"/>
+          <w:szCs w:val="24"/>
+          <w:lang w:val="en-US" w:eastAsia="ru-RU"/>
         </w:rPr>
         <w:t>quyidagicha</w:t>
       </w:r>
@@ -4812,17 +4141,17 @@
           <w:rFonts w:eastAsia="Times New Roman"/>
           <w:sz w:val="24"/>
           <w:szCs w:val="24"/>
-          <w:lang w:eastAsia="ru-RU"/>
-        </w:rPr>
-        <w:t xml:space="preserve"> </w:t>
-      </w:r>
-      <w:proofErr w:type="spellStart"/>
-      <w:r>
-        <w:rPr>
-          <w:rFonts w:eastAsia="Times New Roman"/>
-          <w:sz w:val="24"/>
-          <w:szCs w:val="24"/>
-          <w:lang w:eastAsia="ru-RU"/>
+          <w:lang w:val="en-US" w:eastAsia="ru-RU"/>
+        </w:rPr>
+        <w:t xml:space="preserve"> </w:t>
+      </w:r>
+      <w:proofErr w:type="spellStart"/>
+      <w:r>
+        <w:rPr>
+          <w:rFonts w:eastAsia="Times New Roman"/>
+          <w:sz w:val="24"/>
+          <w:szCs w:val="24"/>
+          <w:lang w:val="en-US" w:eastAsia="ru-RU"/>
         </w:rPr>
         <w:t>foydalanish</w:t>
       </w:r>
@@ -4832,17 +4161,17 @@
           <w:rFonts w:eastAsia="Times New Roman"/>
           <w:sz w:val="24"/>
           <w:szCs w:val="24"/>
-          <w:lang w:eastAsia="ru-RU"/>
-        </w:rPr>
-        <w:t xml:space="preserve"> </w:t>
-      </w:r>
-      <w:proofErr w:type="spellStart"/>
-      <w:r>
-        <w:rPr>
-          <w:rFonts w:eastAsia="Times New Roman"/>
-          <w:sz w:val="24"/>
-          <w:szCs w:val="24"/>
-          <w:lang w:eastAsia="ru-RU"/>
+          <w:lang w:val="en-US" w:eastAsia="ru-RU"/>
+        </w:rPr>
+        <w:t xml:space="preserve"> </w:t>
+      </w:r>
+      <w:proofErr w:type="spellStart"/>
+      <w:r>
+        <w:rPr>
+          <w:rFonts w:eastAsia="Times New Roman"/>
+          <w:sz w:val="24"/>
+          <w:szCs w:val="24"/>
+          <w:lang w:val="en-US" w:eastAsia="ru-RU"/>
         </w:rPr>
         <w:t>mumkin</w:t>
       </w:r>
@@ -4852,7 +4181,7 @@
           <w:rFonts w:eastAsia="Times New Roman"/>
           <w:sz w:val="24"/>
           <w:szCs w:val="24"/>
-          <w:lang w:eastAsia="ru-RU"/>
+          <w:lang w:val="en-US" w:eastAsia="ru-RU"/>
         </w:rPr>
         <w:t>:</w:t>
       </w:r>
@@ -4881,6 +4210,7 @@
           <w:szCs w:val="24"/>
           <w:lang w:val="en-US" w:eastAsia="ru-RU"/>
         </w:rPr>
+        <w:lastRenderedPageBreak/>
         <w:t>Parametr</w:t>
       </w:r>
       <w:proofErr w:type="spellEnd"/>
@@ -5323,14 +4653,25 @@
         <w:t xml:space="preserve"> </w:t>
       </w:r>
       <w:proofErr w:type="spellStart"/>
-      <w:r>
-        <w:rPr>
-          <w:rFonts w:eastAsia="Times New Roman"/>
-          <w:sz w:val="24"/>
-          <w:szCs w:val="24"/>
-          <w:lang w:val="en-US" w:eastAsia="ru-RU"/>
-        </w:rPr>
-        <w:t>bo‘lishi</w:t>
+      <w:proofErr w:type="gramStart"/>
+      <w:r>
+        <w:rPr>
+          <w:rFonts w:eastAsia="Times New Roman"/>
+          <w:sz w:val="24"/>
+          <w:szCs w:val="24"/>
+          <w:lang w:val="en-US" w:eastAsia="ru-RU"/>
+        </w:rPr>
+        <w:t>bo‘</w:t>
+      </w:r>
+      <w:proofErr w:type="gramEnd"/>
+      <w:r>
+        <w:rPr>
+          <w:rFonts w:eastAsia="Times New Roman"/>
+          <w:sz w:val="24"/>
+          <w:szCs w:val="24"/>
+          <w:lang w:val="en-US" w:eastAsia="ru-RU"/>
+        </w:rPr>
+        <w:t>lishi</w:t>
       </w:r>
       <w:proofErr w:type="spellEnd"/>
       <w:r>
@@ -5380,27 +4721,7 @@
           <w:szCs w:val="24"/>
           <w:lang w:val="en-US" w:eastAsia="ru-RU"/>
         </w:rPr>
-        <w:t xml:space="preserve"> </w:t>
-      </w:r>
-      <w:proofErr w:type="spellStart"/>
-      <w:r>
-        <w:rPr>
-          <w:rFonts w:eastAsia="Times New Roman"/>
-          <w:sz w:val="24"/>
-          <w:szCs w:val="24"/>
-          <w:lang w:val="en-US" w:eastAsia="ru-RU"/>
-        </w:rPr>
-        <w:t>va</w:t>
-      </w:r>
-      <w:proofErr w:type="spellEnd"/>
-      <w:r>
-        <w:rPr>
-          <w:rFonts w:eastAsia="Times New Roman"/>
-          <w:sz w:val="24"/>
-          <w:szCs w:val="24"/>
-          <w:lang w:val="en-US" w:eastAsia="ru-RU"/>
-        </w:rPr>
-        <w:t xml:space="preserve"> h </w:t>
+        <w:t xml:space="preserve"> va h </w:t>
       </w:r>
       <w:proofErr w:type="spellStart"/>
       <w:r>
@@ -5826,7 +5147,27 @@
           <w:szCs w:val="24"/>
           <w:lang w:val="en-US" w:eastAsia="ru-RU"/>
         </w:rPr>
-        <w:t xml:space="preserve">, 256 bit, 384 bit) </w:t>
+        <w:t xml:space="preserve">, </w:t>
+      </w:r>
+      <w:proofErr w:type="gramStart"/>
+      <w:r>
+        <w:rPr>
+          <w:rFonts w:eastAsia="Times New Roman"/>
+          <w:sz w:val="24"/>
+          <w:szCs w:val="24"/>
+          <w:lang w:val="en-US" w:eastAsia="ru-RU"/>
+        </w:rPr>
+        <w:t>256 bit</w:t>
+      </w:r>
+      <w:proofErr w:type="gramEnd"/>
+      <w:r>
+        <w:rPr>
+          <w:rFonts w:eastAsia="Times New Roman"/>
+          <w:sz w:val="24"/>
+          <w:szCs w:val="24"/>
+          <w:lang w:val="en-US" w:eastAsia="ru-RU"/>
+        </w:rPr>
+        <w:t xml:space="preserve">, 384 bit) </w:t>
       </w:r>
       <w:proofErr w:type="spellStart"/>
       <w:r>
@@ -6154,14 +5495,25 @@
         <w:t xml:space="preserve"> </w:t>
       </w:r>
       <w:proofErr w:type="spellStart"/>
-      <w:r>
-        <w:rPr>
-          <w:rFonts w:eastAsia="Times New Roman"/>
-          <w:sz w:val="24"/>
-          <w:szCs w:val="24"/>
-          <w:lang w:val="en-US" w:eastAsia="ru-RU"/>
-        </w:rPr>
-        <w:t>bo‘lishi</w:t>
+      <w:proofErr w:type="gramStart"/>
+      <w:r>
+        <w:rPr>
+          <w:rFonts w:eastAsia="Times New Roman"/>
+          <w:sz w:val="24"/>
+          <w:szCs w:val="24"/>
+          <w:lang w:val="en-US" w:eastAsia="ru-RU"/>
+        </w:rPr>
+        <w:t>bo‘</w:t>
+      </w:r>
+      <w:proofErr w:type="gramEnd"/>
+      <w:r>
+        <w:rPr>
+          <w:rFonts w:eastAsia="Times New Roman"/>
+          <w:sz w:val="24"/>
+          <w:szCs w:val="24"/>
+          <w:lang w:val="en-US" w:eastAsia="ru-RU"/>
+        </w:rPr>
+        <w:t>lishi</w:t>
       </w:r>
       <w:proofErr w:type="spellEnd"/>
       <w:r>
@@ -6482,6 +5834,647 @@
           <w:lang w:val="en-US" w:eastAsia="ru-RU"/>
         </w:rPr>
         <w:t>bo‘ladi</w:t>
+      </w:r>
+      <w:proofErr w:type="spellEnd"/>
+      <w:r>
+        <w:rPr>
+          <w:rFonts w:eastAsia="Times New Roman"/>
+          <w:sz w:val="24"/>
+          <w:szCs w:val="24"/>
+          <w:lang w:val="en-US" w:eastAsia="ru-RU"/>
+        </w:rPr>
+        <w:t>.</w:t>
+      </w:r>
+    </w:p>
+    <w:p>
+      <w:r>
+        <w:br w:type="page"/>
+      </w:r>
+      <w:bookmarkStart w:id="0" w:name="_GoBack"/>
+      <w:bookmarkEnd w:id="0"/>
+    </w:p>
+    <w:p>
+      <w:pPr>
+        <w:spacing w:before="100" w:beforeAutospacing="1" w:after="100" w:afterAutospacing="1" w:line="240" w:lineRule="auto"/>
+        <w:rPr>
+          <w:rFonts w:eastAsia="Times New Roman"/>
+          <w:sz w:val="24"/>
+          <w:szCs w:val="24"/>
+          <w:lang w:val="en-US" w:eastAsia="ru-RU"/>
+        </w:rPr>
+      </w:pPr>
+      <w:proofErr w:type="spellStart"/>
+      <w:r>
+        <w:rPr>
+          <w:rFonts w:eastAsia="Times New Roman"/>
+          <w:sz w:val="24"/>
+          <w:szCs w:val="24"/>
+          <w:lang w:val="en-US" w:eastAsia="ru-RU"/>
+        </w:rPr>
+        <w:lastRenderedPageBreak/>
+        <w:t>Ajoyib</w:t>
+      </w:r>
+      <w:proofErr w:type="spellEnd"/>
+      <w:r>
+        <w:rPr>
+          <w:rFonts w:eastAsia="Times New Roman"/>
+          <w:sz w:val="24"/>
+          <w:szCs w:val="24"/>
+          <w:lang w:val="en-US" w:eastAsia="ru-RU"/>
+        </w:rPr>
+        <w:t xml:space="preserve"> </w:t>
+      </w:r>
+      <w:r>
+        <w:rPr>
+          <w:rFonts w:ascii="Segoe UI Emoji" w:eastAsia="Times New Roman" w:hAnsi="Segoe UI Emoji" w:cs="Segoe UI Emoji"/>
+          <w:sz w:val="24"/>
+          <w:szCs w:val="24"/>
+          <w:lang w:eastAsia="ru-RU"/>
+        </w:rPr>
+        <w:t>👍</w:t>
+      </w:r>
+      <w:r>
+        <w:rPr>
+          <w:rFonts w:eastAsia="Times New Roman"/>
+          <w:sz w:val="24"/>
+          <w:szCs w:val="24"/>
+          <w:lang w:val="en-US" w:eastAsia="ru-RU"/>
+        </w:rPr>
+        <w:t xml:space="preserve"> — </w:t>
+      </w:r>
+      <w:proofErr w:type="spellStart"/>
+      <w:r>
+        <w:rPr>
+          <w:rFonts w:eastAsia="Times New Roman"/>
+          <w:sz w:val="24"/>
+          <w:szCs w:val="24"/>
+          <w:lang w:val="en-US" w:eastAsia="ru-RU"/>
+        </w:rPr>
+        <w:t>unda</w:t>
+      </w:r>
+      <w:proofErr w:type="spellEnd"/>
+      <w:r>
+        <w:rPr>
+          <w:rFonts w:eastAsia="Times New Roman"/>
+          <w:sz w:val="24"/>
+          <w:szCs w:val="24"/>
+          <w:lang w:val="en-US" w:eastAsia="ru-RU"/>
+        </w:rPr>
+        <w:t xml:space="preserve"> men </w:t>
+      </w:r>
+      <w:proofErr w:type="spellStart"/>
+      <w:r>
+        <w:rPr>
+          <w:rFonts w:eastAsia="Times New Roman"/>
+          <w:sz w:val="24"/>
+          <w:szCs w:val="24"/>
+          <w:lang w:val="en-US" w:eastAsia="ru-RU"/>
+        </w:rPr>
+        <w:t>senga</w:t>
+      </w:r>
+      <w:proofErr w:type="spellEnd"/>
+      <w:r>
+        <w:rPr>
+          <w:rFonts w:eastAsia="Times New Roman"/>
+          <w:sz w:val="24"/>
+          <w:szCs w:val="24"/>
+          <w:lang w:val="en-US" w:eastAsia="ru-RU"/>
+        </w:rPr>
+        <w:t>:</w:t>
+      </w:r>
+    </w:p>
+    <w:p>
+      <w:pPr>
+        <w:spacing w:before="100" w:beforeAutospacing="1" w:after="100" w:afterAutospacing="1" w:line="240" w:lineRule="auto"/>
+        <w:rPr>
+          <w:rFonts w:eastAsia="Times New Roman"/>
+          <w:sz w:val="24"/>
+          <w:szCs w:val="24"/>
+          <w:lang w:val="en-US" w:eastAsia="ru-RU"/>
+        </w:rPr>
+      </w:pPr>
+      <w:r>
+        <w:rPr>
+          <w:rFonts w:eastAsia="Times New Roman"/>
+          <w:sz w:val="24"/>
+          <w:szCs w:val="24"/>
+          <w:lang w:val="en-US" w:eastAsia="ru-RU"/>
+        </w:rPr>
+        <w:t>1</w:t>
+      </w:r>
+      <w:r>
+        <w:rPr>
+          <w:rFonts w:eastAsia="Times New Roman"/>
+          <w:sz w:val="24"/>
+          <w:szCs w:val="24"/>
+          <w:lang w:eastAsia="ru-RU"/>
+        </w:rPr>
+        <w:t>️</w:t>
+      </w:r>
+      <w:r>
+        <w:rPr>
+          <w:rFonts w:ascii="Tahoma" w:eastAsia="Times New Roman" w:hAnsi="Tahoma" w:cs="Tahoma"/>
+          <w:sz w:val="24"/>
+          <w:szCs w:val="24"/>
+          <w:lang w:val="en-US" w:eastAsia="ru-RU"/>
+        </w:rPr>
+        <w:t>⃣</w:t>
+      </w:r>
+      <w:r>
+        <w:rPr>
+          <w:rFonts w:eastAsia="Times New Roman"/>
+          <w:sz w:val="24"/>
+          <w:szCs w:val="24"/>
+          <w:lang w:val="en-US" w:eastAsia="ru-RU"/>
+        </w:rPr>
+        <w:t xml:space="preserve"> </w:t>
+      </w:r>
+      <w:proofErr w:type="spellStart"/>
+      <w:proofErr w:type="gramStart"/>
+      <w:r>
+        <w:rPr>
+          <w:rFonts w:eastAsia="Times New Roman"/>
+          <w:b/>
+          <w:bCs/>
+          <w:sz w:val="24"/>
+          <w:szCs w:val="24"/>
+          <w:lang w:val="en-US" w:eastAsia="ru-RU"/>
+        </w:rPr>
+        <w:t>O‘</w:t>
+      </w:r>
+      <w:proofErr w:type="gramEnd"/>
+      <w:r>
+        <w:rPr>
+          <w:rFonts w:eastAsia="Times New Roman"/>
+          <w:b/>
+          <w:bCs/>
+          <w:sz w:val="24"/>
+          <w:szCs w:val="24"/>
+          <w:lang w:val="en-US" w:eastAsia="ru-RU"/>
+        </w:rPr>
+        <w:t>zbek</w:t>
+      </w:r>
+      <w:proofErr w:type="spellEnd"/>
+      <w:r>
+        <w:rPr>
+          <w:rFonts w:eastAsia="Times New Roman"/>
+          <w:b/>
+          <w:bCs/>
+          <w:sz w:val="24"/>
+          <w:szCs w:val="24"/>
+          <w:lang w:val="en-US" w:eastAsia="ru-RU"/>
+        </w:rPr>
+        <w:t xml:space="preserve"> </w:t>
+      </w:r>
+      <w:proofErr w:type="spellStart"/>
+      <w:r>
+        <w:rPr>
+          <w:rFonts w:eastAsia="Times New Roman"/>
+          <w:b/>
+          <w:bCs/>
+          <w:sz w:val="24"/>
+          <w:szCs w:val="24"/>
+          <w:lang w:val="en-US" w:eastAsia="ru-RU"/>
+        </w:rPr>
+        <w:t>tilida</w:t>
+      </w:r>
+      <w:proofErr w:type="spellEnd"/>
+      <w:r>
+        <w:rPr>
+          <w:rFonts w:eastAsia="Times New Roman"/>
+          <w:b/>
+          <w:bCs/>
+          <w:sz w:val="24"/>
+          <w:szCs w:val="24"/>
+          <w:lang w:val="en-US" w:eastAsia="ru-RU"/>
+        </w:rPr>
+        <w:t xml:space="preserve"> </w:t>
+      </w:r>
+      <w:proofErr w:type="spellStart"/>
+      <w:r>
+        <w:rPr>
+          <w:rFonts w:eastAsia="Times New Roman"/>
+          <w:b/>
+          <w:bCs/>
+          <w:sz w:val="24"/>
+          <w:szCs w:val="24"/>
+          <w:lang w:val="en-US" w:eastAsia="ru-RU"/>
+        </w:rPr>
+        <w:t>xulosali</w:t>
+      </w:r>
+      <w:proofErr w:type="spellEnd"/>
+      <w:r>
+        <w:rPr>
+          <w:rFonts w:eastAsia="Times New Roman"/>
+          <w:b/>
+          <w:bCs/>
+          <w:sz w:val="24"/>
+          <w:szCs w:val="24"/>
+          <w:lang w:val="en-US" w:eastAsia="ru-RU"/>
+        </w:rPr>
+        <w:t xml:space="preserve"> </w:t>
+      </w:r>
+      <w:proofErr w:type="spellStart"/>
+      <w:r>
+        <w:rPr>
+          <w:rFonts w:eastAsia="Times New Roman"/>
+          <w:b/>
+          <w:bCs/>
+          <w:sz w:val="24"/>
+          <w:szCs w:val="24"/>
+          <w:lang w:val="en-US" w:eastAsia="ru-RU"/>
+        </w:rPr>
+        <w:t>ro‘yxat</w:t>
+      </w:r>
+      <w:proofErr w:type="spellEnd"/>
+      <w:r>
+        <w:rPr>
+          <w:rFonts w:eastAsia="Times New Roman"/>
+          <w:sz w:val="24"/>
+          <w:szCs w:val="24"/>
+          <w:lang w:val="en-US" w:eastAsia="ru-RU"/>
+        </w:rPr>
+        <w:t xml:space="preserve"> (</w:t>
+      </w:r>
+      <w:proofErr w:type="spellStart"/>
+      <w:r>
+        <w:rPr>
+          <w:rFonts w:eastAsia="Times New Roman"/>
+          <w:sz w:val="24"/>
+          <w:szCs w:val="24"/>
+          <w:lang w:val="en-US" w:eastAsia="ru-RU"/>
+        </w:rPr>
+        <w:t>standartlarning</w:t>
+      </w:r>
+      <w:proofErr w:type="spellEnd"/>
+      <w:r>
+        <w:rPr>
+          <w:rFonts w:eastAsia="Times New Roman"/>
+          <w:sz w:val="24"/>
+          <w:szCs w:val="24"/>
+          <w:lang w:val="en-US" w:eastAsia="ru-RU"/>
+        </w:rPr>
+        <w:t xml:space="preserve"> </w:t>
+      </w:r>
+      <w:proofErr w:type="spellStart"/>
+      <w:r>
+        <w:rPr>
+          <w:rFonts w:eastAsia="Times New Roman"/>
+          <w:sz w:val="24"/>
+          <w:szCs w:val="24"/>
+          <w:lang w:val="en-US" w:eastAsia="ru-RU"/>
+        </w:rPr>
+        <w:t>mazmuni</w:t>
+      </w:r>
+      <w:proofErr w:type="spellEnd"/>
+      <w:r>
+        <w:rPr>
+          <w:rFonts w:eastAsia="Times New Roman"/>
+          <w:sz w:val="24"/>
+          <w:szCs w:val="24"/>
+          <w:lang w:val="en-US" w:eastAsia="ru-RU"/>
+        </w:rPr>
+        <w:t xml:space="preserve"> </w:t>
+      </w:r>
+      <w:proofErr w:type="spellStart"/>
+      <w:r>
+        <w:rPr>
+          <w:rFonts w:eastAsia="Times New Roman"/>
+          <w:sz w:val="24"/>
+          <w:szCs w:val="24"/>
+          <w:lang w:val="en-US" w:eastAsia="ru-RU"/>
+        </w:rPr>
+        <w:t>va</w:t>
+      </w:r>
+      <w:proofErr w:type="spellEnd"/>
+      <w:r>
+        <w:rPr>
+          <w:rFonts w:eastAsia="Times New Roman"/>
+          <w:sz w:val="24"/>
+          <w:szCs w:val="24"/>
+          <w:lang w:val="en-US" w:eastAsia="ru-RU"/>
+        </w:rPr>
+        <w:t xml:space="preserve"> </w:t>
+      </w:r>
+      <w:proofErr w:type="spellStart"/>
+      <w:r>
+        <w:rPr>
+          <w:rFonts w:eastAsia="Times New Roman"/>
+          <w:sz w:val="24"/>
+          <w:szCs w:val="24"/>
+          <w:lang w:val="en-US" w:eastAsia="ru-RU"/>
+        </w:rPr>
+        <w:t>qaysi</w:t>
+      </w:r>
+      <w:proofErr w:type="spellEnd"/>
+      <w:r>
+        <w:rPr>
+          <w:rFonts w:eastAsia="Times New Roman"/>
+          <w:sz w:val="24"/>
+          <w:szCs w:val="24"/>
+          <w:lang w:val="en-US" w:eastAsia="ru-RU"/>
+        </w:rPr>
+        <w:t xml:space="preserve"> </w:t>
+      </w:r>
+      <w:proofErr w:type="spellStart"/>
+      <w:r>
+        <w:rPr>
+          <w:rFonts w:eastAsia="Times New Roman"/>
+          <w:sz w:val="24"/>
+          <w:szCs w:val="24"/>
+          <w:lang w:val="en-US" w:eastAsia="ru-RU"/>
+        </w:rPr>
+        <w:t>yo‘nalish</w:t>
+      </w:r>
+      <w:proofErr w:type="spellEnd"/>
+      <w:r>
+        <w:rPr>
+          <w:rFonts w:eastAsia="Times New Roman"/>
+          <w:sz w:val="24"/>
+          <w:szCs w:val="24"/>
+          <w:lang w:val="en-US" w:eastAsia="ru-RU"/>
+        </w:rPr>
+        <w:t xml:space="preserve"> </w:t>
+      </w:r>
+      <w:proofErr w:type="spellStart"/>
+      <w:r>
+        <w:rPr>
+          <w:rFonts w:eastAsia="Times New Roman"/>
+          <w:sz w:val="24"/>
+          <w:szCs w:val="24"/>
+          <w:lang w:val="en-US" w:eastAsia="ru-RU"/>
+        </w:rPr>
+        <w:t>uchun</w:t>
+      </w:r>
+      <w:proofErr w:type="spellEnd"/>
+      <w:r>
+        <w:rPr>
+          <w:rFonts w:eastAsia="Times New Roman"/>
+          <w:sz w:val="24"/>
+          <w:szCs w:val="24"/>
+          <w:lang w:val="en-US" w:eastAsia="ru-RU"/>
+        </w:rPr>
+        <w:t xml:space="preserve"> </w:t>
+      </w:r>
+      <w:proofErr w:type="spellStart"/>
+      <w:r>
+        <w:rPr>
+          <w:rFonts w:eastAsia="Times New Roman"/>
+          <w:sz w:val="24"/>
+          <w:szCs w:val="24"/>
+          <w:lang w:val="en-US" w:eastAsia="ru-RU"/>
+        </w:rPr>
+        <w:t>ishlatilishini</w:t>
+      </w:r>
+      <w:proofErr w:type="spellEnd"/>
+      <w:r>
+        <w:rPr>
+          <w:rFonts w:eastAsia="Times New Roman"/>
+          <w:sz w:val="24"/>
+          <w:szCs w:val="24"/>
+          <w:lang w:val="en-US" w:eastAsia="ru-RU"/>
+        </w:rPr>
+        <w:t xml:space="preserve"> </w:t>
+      </w:r>
+      <w:proofErr w:type="spellStart"/>
+      <w:r>
+        <w:rPr>
+          <w:rFonts w:eastAsia="Times New Roman"/>
+          <w:sz w:val="24"/>
+          <w:szCs w:val="24"/>
+          <w:lang w:val="en-US" w:eastAsia="ru-RU"/>
+        </w:rPr>
+        <w:t>tushuntiraman</w:t>
+      </w:r>
+      <w:proofErr w:type="spellEnd"/>
+      <w:r>
+        <w:rPr>
+          <w:rFonts w:eastAsia="Times New Roman"/>
+          <w:sz w:val="24"/>
+          <w:szCs w:val="24"/>
+          <w:lang w:val="en-US" w:eastAsia="ru-RU"/>
+        </w:rPr>
+        <w:t>),</w:t>
+      </w:r>
+      <w:r>
+        <w:rPr>
+          <w:rFonts w:eastAsia="Times New Roman"/>
+          <w:sz w:val="24"/>
+          <w:szCs w:val="24"/>
+          <w:lang w:val="en-US" w:eastAsia="ru-RU"/>
+        </w:rPr>
+        <w:br/>
+        <w:t>2</w:t>
+      </w:r>
+      <w:r>
+        <w:rPr>
+          <w:rFonts w:eastAsia="Times New Roman"/>
+          <w:sz w:val="24"/>
+          <w:szCs w:val="24"/>
+          <w:lang w:eastAsia="ru-RU"/>
+        </w:rPr>
+        <w:t>️</w:t>
+      </w:r>
+      <w:r>
+        <w:rPr>
+          <w:rFonts w:ascii="Tahoma" w:eastAsia="Times New Roman" w:hAnsi="Tahoma" w:cs="Tahoma"/>
+          <w:sz w:val="24"/>
+          <w:szCs w:val="24"/>
+          <w:lang w:val="en-US" w:eastAsia="ru-RU"/>
+        </w:rPr>
+        <w:t>⃣</w:t>
+      </w:r>
+      <w:r>
+        <w:rPr>
+          <w:rFonts w:eastAsia="Times New Roman"/>
+          <w:sz w:val="24"/>
+          <w:szCs w:val="24"/>
+          <w:lang w:val="en-US" w:eastAsia="ru-RU"/>
+        </w:rPr>
+        <w:t xml:space="preserve"> </w:t>
+      </w:r>
+      <w:proofErr w:type="spellStart"/>
+      <w:r>
+        <w:rPr>
+          <w:rFonts w:eastAsia="Times New Roman"/>
+          <w:b/>
+          <w:bCs/>
+          <w:sz w:val="24"/>
+          <w:szCs w:val="24"/>
+          <w:lang w:val="en-US" w:eastAsia="ru-RU"/>
+        </w:rPr>
+        <w:t>Rasmiy</w:t>
+      </w:r>
+      <w:proofErr w:type="spellEnd"/>
+      <w:r>
+        <w:rPr>
+          <w:rFonts w:eastAsia="Times New Roman"/>
+          <w:b/>
+          <w:bCs/>
+          <w:sz w:val="24"/>
+          <w:szCs w:val="24"/>
+          <w:lang w:val="en-US" w:eastAsia="ru-RU"/>
+        </w:rPr>
+        <w:t xml:space="preserve"> </w:t>
+      </w:r>
+      <w:proofErr w:type="spellStart"/>
+      <w:r>
+        <w:rPr>
+          <w:rFonts w:eastAsia="Times New Roman"/>
+          <w:b/>
+          <w:bCs/>
+          <w:sz w:val="24"/>
+          <w:szCs w:val="24"/>
+          <w:lang w:val="en-US" w:eastAsia="ru-RU"/>
+        </w:rPr>
+        <w:t>havolalar</w:t>
+      </w:r>
+      <w:proofErr w:type="spellEnd"/>
+      <w:r>
+        <w:rPr>
+          <w:rFonts w:eastAsia="Times New Roman"/>
+          <w:b/>
+          <w:bCs/>
+          <w:sz w:val="24"/>
+          <w:szCs w:val="24"/>
+          <w:lang w:val="en-US" w:eastAsia="ru-RU"/>
+        </w:rPr>
+        <w:t xml:space="preserve"> </w:t>
+      </w:r>
+      <w:proofErr w:type="spellStart"/>
+      <w:r>
+        <w:rPr>
+          <w:rFonts w:eastAsia="Times New Roman"/>
+          <w:b/>
+          <w:bCs/>
+          <w:sz w:val="24"/>
+          <w:szCs w:val="24"/>
+          <w:lang w:val="en-US" w:eastAsia="ru-RU"/>
+        </w:rPr>
+        <w:t>bilan</w:t>
+      </w:r>
+      <w:proofErr w:type="spellEnd"/>
+      <w:r>
+        <w:rPr>
+          <w:rFonts w:eastAsia="Times New Roman"/>
+          <w:b/>
+          <w:bCs/>
+          <w:sz w:val="24"/>
+          <w:szCs w:val="24"/>
+          <w:lang w:val="en-US" w:eastAsia="ru-RU"/>
+        </w:rPr>
+        <w:t xml:space="preserve"> </w:t>
+      </w:r>
+      <w:proofErr w:type="spellStart"/>
+      <w:r>
+        <w:rPr>
+          <w:rFonts w:eastAsia="Times New Roman"/>
+          <w:b/>
+          <w:bCs/>
+          <w:sz w:val="24"/>
+          <w:szCs w:val="24"/>
+          <w:lang w:val="en-US" w:eastAsia="ru-RU"/>
+        </w:rPr>
+        <w:t>to‘liq</w:t>
+      </w:r>
+      <w:proofErr w:type="spellEnd"/>
+      <w:r>
+        <w:rPr>
+          <w:rFonts w:eastAsia="Times New Roman"/>
+          <w:b/>
+          <w:bCs/>
+          <w:sz w:val="24"/>
+          <w:szCs w:val="24"/>
+          <w:lang w:val="en-US" w:eastAsia="ru-RU"/>
+        </w:rPr>
+        <w:t xml:space="preserve"> </w:t>
+      </w:r>
+      <w:proofErr w:type="spellStart"/>
+      <w:r>
+        <w:rPr>
+          <w:rFonts w:eastAsia="Times New Roman"/>
+          <w:b/>
+          <w:bCs/>
+          <w:sz w:val="24"/>
+          <w:szCs w:val="24"/>
+          <w:lang w:val="en-US" w:eastAsia="ru-RU"/>
+        </w:rPr>
+        <w:t>ro‘yxat</w:t>
+      </w:r>
+      <w:proofErr w:type="spellEnd"/>
+      <w:r>
+        <w:rPr>
+          <w:rFonts w:eastAsia="Times New Roman"/>
+          <w:b/>
+          <w:bCs/>
+          <w:sz w:val="24"/>
+          <w:szCs w:val="24"/>
+          <w:lang w:val="en-US" w:eastAsia="ru-RU"/>
+        </w:rPr>
+        <w:t xml:space="preserve"> (PDF </w:t>
+      </w:r>
+      <w:proofErr w:type="spellStart"/>
+      <w:r>
+        <w:rPr>
+          <w:rFonts w:eastAsia="Times New Roman"/>
+          <w:b/>
+          <w:bCs/>
+          <w:sz w:val="24"/>
+          <w:szCs w:val="24"/>
+          <w:lang w:val="en-US" w:eastAsia="ru-RU"/>
+        </w:rPr>
+        <w:t>manbalar</w:t>
+      </w:r>
+      <w:proofErr w:type="spellEnd"/>
+      <w:r>
+        <w:rPr>
+          <w:rFonts w:eastAsia="Times New Roman"/>
+          <w:b/>
+          <w:bCs/>
+          <w:sz w:val="24"/>
+          <w:szCs w:val="24"/>
+          <w:lang w:val="en-US" w:eastAsia="ru-RU"/>
+        </w:rPr>
+        <w:t>)</w:t>
+      </w:r>
+      <w:r>
+        <w:rPr>
+          <w:rFonts w:eastAsia="Times New Roman"/>
+          <w:sz w:val="24"/>
+          <w:szCs w:val="24"/>
+          <w:lang w:val="en-US" w:eastAsia="ru-RU"/>
+        </w:rPr>
+        <w:br/>
+      </w:r>
+      <w:proofErr w:type="spellStart"/>
+      <w:r>
+        <w:rPr>
+          <w:rFonts w:eastAsia="Times New Roman"/>
+          <w:sz w:val="24"/>
+          <w:szCs w:val="24"/>
+          <w:lang w:val="en-US" w:eastAsia="ru-RU"/>
+        </w:rPr>
+        <w:t>tayyorlab</w:t>
+      </w:r>
+      <w:proofErr w:type="spellEnd"/>
+      <w:r>
+        <w:rPr>
+          <w:rFonts w:eastAsia="Times New Roman"/>
+          <w:sz w:val="24"/>
+          <w:szCs w:val="24"/>
+          <w:lang w:val="en-US" w:eastAsia="ru-RU"/>
+        </w:rPr>
+        <w:t xml:space="preserve"> </w:t>
+      </w:r>
+      <w:proofErr w:type="spellStart"/>
+      <w:r>
+        <w:rPr>
+          <w:rFonts w:eastAsia="Times New Roman"/>
+          <w:sz w:val="24"/>
+          <w:szCs w:val="24"/>
+          <w:lang w:val="en-US" w:eastAsia="ru-RU"/>
+        </w:rPr>
+        <w:t>beraman</w:t>
       </w:r>
       <w:proofErr w:type="spellEnd"/>
       <w:r>
@@ -6511,1241 +6504,8 @@
           <w:szCs w:val="24"/>
           <w:lang w:eastAsia="ru-RU"/>
         </w:rPr>
-        <w:pict w14:anchorId="54037703">
-          <v:rect id="_x0000_i1031" style="width:0;height:1.5pt" o:hralign="center" o:hrstd="t" o:hr="t" fillcolor="#a0a0a0" stroked="f"/>
-        </w:pict>
-      </w:r>
-    </w:p>
-    <w:p>
-      <w:pPr>
-        <w:spacing w:before="100" w:beforeAutospacing="1" w:after="100" w:afterAutospacing="1" w:line="240" w:lineRule="auto"/>
-        <w:rPr>
-          <w:rFonts w:eastAsia="Times New Roman"/>
-          <w:sz w:val="24"/>
-          <w:szCs w:val="24"/>
-          <w:lang w:eastAsia="ru-RU"/>
-        </w:rPr>
-      </w:pPr>
-      <w:proofErr w:type="spellStart"/>
-      <w:r>
-        <w:rPr>
-          <w:rFonts w:eastAsia="Times New Roman"/>
-          <w:sz w:val="24"/>
-          <w:szCs w:val="24"/>
-          <w:lang w:eastAsia="ru-RU"/>
-        </w:rPr>
-        <w:t>Agar</w:t>
-      </w:r>
-      <w:proofErr w:type="spellEnd"/>
-      <w:r>
-        <w:rPr>
-          <w:rFonts w:eastAsia="Times New Roman"/>
-          <w:sz w:val="24"/>
-          <w:szCs w:val="24"/>
-          <w:lang w:eastAsia="ru-RU"/>
-        </w:rPr>
-        <w:t xml:space="preserve"> </w:t>
-      </w:r>
-      <w:proofErr w:type="spellStart"/>
-      <w:r>
-        <w:rPr>
-          <w:rFonts w:eastAsia="Times New Roman"/>
-          <w:sz w:val="24"/>
-          <w:szCs w:val="24"/>
-          <w:lang w:eastAsia="ru-RU"/>
-        </w:rPr>
-        <w:t>xohlasang</w:t>
-      </w:r>
-      <w:proofErr w:type="spellEnd"/>
-      <w:r>
-        <w:rPr>
-          <w:rFonts w:eastAsia="Times New Roman"/>
-          <w:sz w:val="24"/>
-          <w:szCs w:val="24"/>
-          <w:lang w:eastAsia="ru-RU"/>
-        </w:rPr>
-        <w:t xml:space="preserve">, </w:t>
-      </w:r>
-      <w:proofErr w:type="spellStart"/>
-      <w:r>
-        <w:rPr>
-          <w:rFonts w:eastAsia="Times New Roman"/>
-          <w:sz w:val="24"/>
-          <w:szCs w:val="24"/>
-          <w:lang w:eastAsia="ru-RU"/>
-        </w:rPr>
-        <w:t>men</w:t>
-      </w:r>
-      <w:proofErr w:type="spellEnd"/>
-      <w:r>
-        <w:rPr>
-          <w:rFonts w:eastAsia="Times New Roman"/>
-          <w:sz w:val="24"/>
-          <w:szCs w:val="24"/>
-          <w:lang w:eastAsia="ru-RU"/>
-        </w:rPr>
-        <w:t xml:space="preserve"> </w:t>
-      </w:r>
-      <w:proofErr w:type="spellStart"/>
-      <w:r>
-        <w:rPr>
-          <w:rFonts w:eastAsia="Times New Roman"/>
-          <w:sz w:val="24"/>
-          <w:szCs w:val="24"/>
-          <w:lang w:eastAsia="ru-RU"/>
-        </w:rPr>
-        <w:t>bu</w:t>
-      </w:r>
-      <w:proofErr w:type="spellEnd"/>
-      <w:r>
-        <w:rPr>
-          <w:rFonts w:eastAsia="Times New Roman"/>
-          <w:sz w:val="24"/>
-          <w:szCs w:val="24"/>
-          <w:lang w:eastAsia="ru-RU"/>
-        </w:rPr>
-        <w:t xml:space="preserve"> </w:t>
-      </w:r>
-      <w:proofErr w:type="spellStart"/>
-      <w:r>
-        <w:rPr>
-          <w:rFonts w:eastAsia="Times New Roman"/>
-          <w:sz w:val="24"/>
-          <w:szCs w:val="24"/>
-          <w:lang w:eastAsia="ru-RU"/>
-        </w:rPr>
-        <w:t>mavzu</w:t>
-      </w:r>
-      <w:proofErr w:type="spellEnd"/>
-      <w:r>
-        <w:rPr>
-          <w:rFonts w:eastAsia="Times New Roman"/>
-          <w:sz w:val="24"/>
-          <w:szCs w:val="24"/>
-          <w:lang w:eastAsia="ru-RU"/>
-        </w:rPr>
-        <w:t xml:space="preserve"> </w:t>
-      </w:r>
-      <w:proofErr w:type="spellStart"/>
-      <w:r>
-        <w:rPr>
-          <w:rFonts w:eastAsia="Times New Roman"/>
-          <w:sz w:val="24"/>
-          <w:szCs w:val="24"/>
-          <w:lang w:eastAsia="ru-RU"/>
-        </w:rPr>
-        <w:t>bo‘yicha</w:t>
-      </w:r>
-      <w:proofErr w:type="spellEnd"/>
-      <w:r>
-        <w:rPr>
-          <w:rFonts w:eastAsia="Times New Roman"/>
-          <w:sz w:val="24"/>
-          <w:szCs w:val="24"/>
-          <w:lang w:eastAsia="ru-RU"/>
-        </w:rPr>
-        <w:t xml:space="preserve"> </w:t>
-      </w:r>
-      <w:proofErr w:type="spellStart"/>
-      <w:r>
-        <w:rPr>
-          <w:rFonts w:eastAsia="Times New Roman"/>
-          <w:b/>
-          <w:bCs/>
-          <w:sz w:val="24"/>
-          <w:szCs w:val="24"/>
-          <w:lang w:eastAsia="ru-RU"/>
-        </w:rPr>
-        <w:t>o‘zbek</w:t>
-      </w:r>
-      <w:proofErr w:type="spellEnd"/>
-      <w:r>
-        <w:rPr>
-          <w:rFonts w:eastAsia="Times New Roman"/>
-          <w:b/>
-          <w:bCs/>
-          <w:sz w:val="24"/>
-          <w:szCs w:val="24"/>
-          <w:lang w:eastAsia="ru-RU"/>
-        </w:rPr>
-        <w:t xml:space="preserve"> </w:t>
-      </w:r>
-      <w:proofErr w:type="spellStart"/>
-      <w:r>
-        <w:rPr>
-          <w:rFonts w:eastAsia="Times New Roman"/>
-          <w:b/>
-          <w:bCs/>
-          <w:sz w:val="24"/>
-          <w:szCs w:val="24"/>
-          <w:lang w:eastAsia="ru-RU"/>
-        </w:rPr>
-        <w:t>tilida</w:t>
-      </w:r>
-      <w:proofErr w:type="spellEnd"/>
-      <w:r>
-        <w:rPr>
-          <w:rFonts w:eastAsia="Times New Roman"/>
-          <w:b/>
-          <w:bCs/>
-          <w:sz w:val="24"/>
-          <w:szCs w:val="24"/>
-          <w:lang w:eastAsia="ru-RU"/>
-        </w:rPr>
-        <w:t xml:space="preserve"> </w:t>
-      </w:r>
-      <w:proofErr w:type="spellStart"/>
-      <w:r>
-        <w:rPr>
-          <w:rFonts w:eastAsia="Times New Roman"/>
-          <w:b/>
-          <w:bCs/>
-          <w:sz w:val="24"/>
-          <w:szCs w:val="24"/>
-          <w:lang w:eastAsia="ru-RU"/>
-        </w:rPr>
-        <w:t>xulosali</w:t>
-      </w:r>
-      <w:proofErr w:type="spellEnd"/>
-      <w:r>
-        <w:rPr>
-          <w:rFonts w:eastAsia="Times New Roman"/>
-          <w:b/>
-          <w:bCs/>
-          <w:sz w:val="24"/>
-          <w:szCs w:val="24"/>
-          <w:lang w:eastAsia="ru-RU"/>
-        </w:rPr>
-        <w:t xml:space="preserve"> </w:t>
-      </w:r>
-      <w:proofErr w:type="spellStart"/>
-      <w:r>
-        <w:rPr>
-          <w:rFonts w:eastAsia="Times New Roman"/>
-          <w:b/>
-          <w:bCs/>
-          <w:sz w:val="24"/>
-          <w:szCs w:val="24"/>
-          <w:lang w:eastAsia="ru-RU"/>
-        </w:rPr>
-        <w:t>ro‘yxat</w:t>
-      </w:r>
-      <w:proofErr w:type="spellEnd"/>
-      <w:r>
-        <w:rPr>
-          <w:rFonts w:eastAsia="Times New Roman"/>
-          <w:sz w:val="24"/>
-          <w:szCs w:val="24"/>
-          <w:lang w:eastAsia="ru-RU"/>
-        </w:rPr>
-        <w:t xml:space="preserve"> </w:t>
-      </w:r>
-      <w:proofErr w:type="spellStart"/>
-      <w:r>
-        <w:rPr>
-          <w:rFonts w:eastAsia="Times New Roman"/>
-          <w:sz w:val="24"/>
-          <w:szCs w:val="24"/>
-          <w:lang w:eastAsia="ru-RU"/>
-        </w:rPr>
-        <w:t>tayyorlab</w:t>
-      </w:r>
-      <w:proofErr w:type="spellEnd"/>
-      <w:r>
-        <w:rPr>
-          <w:rFonts w:eastAsia="Times New Roman"/>
-          <w:sz w:val="24"/>
-          <w:szCs w:val="24"/>
-          <w:lang w:eastAsia="ru-RU"/>
-        </w:rPr>
-        <w:t xml:space="preserve"> </w:t>
-      </w:r>
-      <w:proofErr w:type="spellStart"/>
-      <w:r>
-        <w:rPr>
-          <w:rFonts w:eastAsia="Times New Roman"/>
-          <w:sz w:val="24"/>
-          <w:szCs w:val="24"/>
-          <w:lang w:eastAsia="ru-RU"/>
-        </w:rPr>
-        <w:t>bera</w:t>
-      </w:r>
-      <w:proofErr w:type="spellEnd"/>
-      <w:r>
-        <w:rPr>
-          <w:rFonts w:eastAsia="Times New Roman"/>
-          <w:sz w:val="24"/>
-          <w:szCs w:val="24"/>
-          <w:lang w:eastAsia="ru-RU"/>
-        </w:rPr>
-        <w:t xml:space="preserve"> </w:t>
-      </w:r>
-      <w:proofErr w:type="spellStart"/>
-      <w:r>
-        <w:rPr>
-          <w:rFonts w:eastAsia="Times New Roman"/>
-          <w:sz w:val="24"/>
-          <w:szCs w:val="24"/>
-          <w:lang w:eastAsia="ru-RU"/>
-        </w:rPr>
-        <w:t>olaman</w:t>
-      </w:r>
-      <w:proofErr w:type="spellEnd"/>
-      <w:r>
-        <w:rPr>
-          <w:rFonts w:eastAsia="Times New Roman"/>
-          <w:sz w:val="24"/>
-          <w:szCs w:val="24"/>
-          <w:lang w:eastAsia="ru-RU"/>
-        </w:rPr>
-        <w:t xml:space="preserve">, </w:t>
-      </w:r>
-      <w:proofErr w:type="spellStart"/>
-      <w:r>
-        <w:rPr>
-          <w:rFonts w:eastAsia="Times New Roman"/>
-          <w:sz w:val="24"/>
-          <w:szCs w:val="24"/>
-          <w:lang w:eastAsia="ru-RU"/>
-        </w:rPr>
-        <w:t>yoki</w:t>
-      </w:r>
-      <w:proofErr w:type="spellEnd"/>
-      <w:r>
-        <w:rPr>
-          <w:rFonts w:eastAsia="Times New Roman"/>
-          <w:sz w:val="24"/>
-          <w:szCs w:val="24"/>
-          <w:lang w:eastAsia="ru-RU"/>
-        </w:rPr>
-        <w:t xml:space="preserve"> </w:t>
-      </w:r>
-      <w:proofErr w:type="spellStart"/>
-      <w:r>
-        <w:rPr>
-          <w:rFonts w:eastAsia="Times New Roman"/>
-          <w:sz w:val="24"/>
-          <w:szCs w:val="24"/>
-          <w:lang w:eastAsia="ru-RU"/>
-        </w:rPr>
-        <w:t>tekingina</w:t>
-      </w:r>
-      <w:proofErr w:type="spellEnd"/>
-      <w:r>
-        <w:rPr>
-          <w:rFonts w:eastAsia="Times New Roman"/>
-          <w:sz w:val="24"/>
-          <w:szCs w:val="24"/>
-          <w:lang w:eastAsia="ru-RU"/>
-        </w:rPr>
-        <w:t xml:space="preserve"> </w:t>
-      </w:r>
-      <w:proofErr w:type="spellStart"/>
-      <w:r>
-        <w:rPr>
-          <w:rFonts w:eastAsia="Times New Roman"/>
-          <w:sz w:val="24"/>
-          <w:szCs w:val="24"/>
-          <w:lang w:eastAsia="ru-RU"/>
-        </w:rPr>
-        <w:t>to‘liq</w:t>
-      </w:r>
-      <w:proofErr w:type="spellEnd"/>
-      <w:r>
-        <w:rPr>
-          <w:rFonts w:eastAsia="Times New Roman"/>
-          <w:sz w:val="24"/>
-          <w:szCs w:val="24"/>
-          <w:lang w:eastAsia="ru-RU"/>
-        </w:rPr>
-        <w:t xml:space="preserve"> </w:t>
-      </w:r>
-      <w:proofErr w:type="spellStart"/>
-      <w:r>
-        <w:rPr>
-          <w:rFonts w:eastAsia="Times New Roman"/>
-          <w:sz w:val="24"/>
-          <w:szCs w:val="24"/>
-          <w:lang w:eastAsia="ru-RU"/>
-        </w:rPr>
-        <w:t>ro‘yxat</w:t>
-      </w:r>
-      <w:proofErr w:type="spellEnd"/>
-      <w:r>
-        <w:rPr>
-          <w:rFonts w:eastAsia="Times New Roman"/>
-          <w:sz w:val="24"/>
-          <w:szCs w:val="24"/>
-          <w:lang w:eastAsia="ru-RU"/>
-        </w:rPr>
-        <w:t xml:space="preserve"> </w:t>
-      </w:r>
-      <w:proofErr w:type="spellStart"/>
-      <w:r>
-        <w:rPr>
-          <w:rFonts w:eastAsia="Times New Roman"/>
-          <w:sz w:val="24"/>
-          <w:szCs w:val="24"/>
-          <w:lang w:eastAsia="ru-RU"/>
-        </w:rPr>
-        <w:t>va</w:t>
-      </w:r>
-      <w:proofErr w:type="spellEnd"/>
-      <w:r>
-        <w:rPr>
-          <w:rFonts w:eastAsia="Times New Roman"/>
-          <w:sz w:val="24"/>
-          <w:szCs w:val="24"/>
-          <w:lang w:eastAsia="ru-RU"/>
-        </w:rPr>
-        <w:t xml:space="preserve"> </w:t>
-      </w:r>
-      <w:proofErr w:type="spellStart"/>
-      <w:r>
-        <w:rPr>
-          <w:rFonts w:eastAsia="Times New Roman"/>
-          <w:sz w:val="24"/>
-          <w:szCs w:val="24"/>
-          <w:lang w:eastAsia="ru-RU"/>
-        </w:rPr>
-        <w:t>havolalar</w:t>
-      </w:r>
-      <w:proofErr w:type="spellEnd"/>
-      <w:r>
-        <w:rPr>
-          <w:rFonts w:eastAsia="Times New Roman"/>
-          <w:sz w:val="24"/>
-          <w:szCs w:val="24"/>
-          <w:lang w:eastAsia="ru-RU"/>
-        </w:rPr>
-        <w:t xml:space="preserve"> </w:t>
-      </w:r>
-      <w:proofErr w:type="spellStart"/>
-      <w:r>
-        <w:rPr>
-          <w:rFonts w:eastAsia="Times New Roman"/>
-          <w:sz w:val="24"/>
-          <w:szCs w:val="24"/>
-          <w:lang w:eastAsia="ru-RU"/>
-        </w:rPr>
-        <w:t>bilan</w:t>
-      </w:r>
-      <w:proofErr w:type="spellEnd"/>
-      <w:r>
-        <w:rPr>
-          <w:rFonts w:eastAsia="Times New Roman"/>
-          <w:sz w:val="24"/>
-          <w:szCs w:val="24"/>
-          <w:lang w:eastAsia="ru-RU"/>
-        </w:rPr>
-        <w:t xml:space="preserve"> </w:t>
-      </w:r>
-      <w:proofErr w:type="spellStart"/>
-      <w:r>
-        <w:rPr>
-          <w:rFonts w:eastAsia="Times New Roman"/>
-          <w:sz w:val="24"/>
-          <w:szCs w:val="24"/>
-          <w:lang w:eastAsia="ru-RU"/>
-        </w:rPr>
-        <w:t>standartlar</w:t>
-      </w:r>
-      <w:proofErr w:type="spellEnd"/>
-      <w:r>
-        <w:rPr>
-          <w:rFonts w:eastAsia="Times New Roman"/>
-          <w:sz w:val="24"/>
-          <w:szCs w:val="24"/>
-          <w:lang w:eastAsia="ru-RU"/>
-        </w:rPr>
-        <w:t xml:space="preserve"> </w:t>
-      </w:r>
-      <w:proofErr w:type="spellStart"/>
-      <w:r>
-        <w:rPr>
-          <w:rFonts w:eastAsia="Times New Roman"/>
-          <w:sz w:val="24"/>
-          <w:szCs w:val="24"/>
-          <w:lang w:eastAsia="ru-RU"/>
-        </w:rPr>
-        <w:t>bo‘yicha</w:t>
-      </w:r>
-      <w:proofErr w:type="spellEnd"/>
-      <w:r>
-        <w:rPr>
-          <w:rFonts w:eastAsia="Times New Roman"/>
-          <w:sz w:val="24"/>
-          <w:szCs w:val="24"/>
-          <w:lang w:eastAsia="ru-RU"/>
-        </w:rPr>
-        <w:t xml:space="preserve"> PDF </w:t>
-      </w:r>
-      <w:proofErr w:type="spellStart"/>
-      <w:r>
-        <w:rPr>
-          <w:rFonts w:eastAsia="Times New Roman"/>
-          <w:sz w:val="24"/>
-          <w:szCs w:val="24"/>
-          <w:lang w:eastAsia="ru-RU"/>
-        </w:rPr>
-        <w:t>fayllarni</w:t>
-      </w:r>
-      <w:proofErr w:type="spellEnd"/>
-      <w:r>
-        <w:rPr>
-          <w:rFonts w:eastAsia="Times New Roman"/>
-          <w:sz w:val="24"/>
-          <w:szCs w:val="24"/>
-          <w:lang w:eastAsia="ru-RU"/>
-        </w:rPr>
-        <w:t xml:space="preserve"> </w:t>
-      </w:r>
-      <w:proofErr w:type="spellStart"/>
-      <w:r>
-        <w:rPr>
-          <w:rFonts w:eastAsia="Times New Roman"/>
-          <w:sz w:val="24"/>
-          <w:szCs w:val="24"/>
-          <w:lang w:eastAsia="ru-RU"/>
-        </w:rPr>
-        <w:t>topirib</w:t>
-      </w:r>
-      <w:proofErr w:type="spellEnd"/>
-      <w:r>
-        <w:rPr>
-          <w:rFonts w:eastAsia="Times New Roman"/>
-          <w:sz w:val="24"/>
-          <w:szCs w:val="24"/>
-          <w:lang w:eastAsia="ru-RU"/>
-        </w:rPr>
-        <w:t xml:space="preserve"> </w:t>
-      </w:r>
-      <w:proofErr w:type="spellStart"/>
-      <w:r>
-        <w:rPr>
-          <w:rFonts w:eastAsia="Times New Roman"/>
-          <w:sz w:val="24"/>
-          <w:szCs w:val="24"/>
-          <w:lang w:eastAsia="ru-RU"/>
-        </w:rPr>
-        <w:t>bera</w:t>
-      </w:r>
-      <w:proofErr w:type="spellEnd"/>
-      <w:r>
-        <w:rPr>
-          <w:rFonts w:eastAsia="Times New Roman"/>
-          <w:sz w:val="24"/>
-          <w:szCs w:val="24"/>
-          <w:lang w:eastAsia="ru-RU"/>
-        </w:rPr>
-        <w:t xml:space="preserve"> </w:t>
-      </w:r>
-      <w:proofErr w:type="spellStart"/>
-      <w:r>
-        <w:rPr>
-          <w:rFonts w:eastAsia="Times New Roman"/>
-          <w:sz w:val="24"/>
-          <w:szCs w:val="24"/>
-          <w:lang w:eastAsia="ru-RU"/>
-        </w:rPr>
-        <w:t>olaman</w:t>
-      </w:r>
-      <w:proofErr w:type="spellEnd"/>
-      <w:r>
-        <w:rPr>
-          <w:rFonts w:eastAsia="Times New Roman"/>
-          <w:sz w:val="24"/>
-          <w:szCs w:val="24"/>
-          <w:lang w:eastAsia="ru-RU"/>
-        </w:rPr>
-        <w:t xml:space="preserve"> — </w:t>
-      </w:r>
-      <w:proofErr w:type="spellStart"/>
-      <w:r>
-        <w:rPr>
-          <w:rFonts w:eastAsia="Times New Roman"/>
-          <w:sz w:val="24"/>
-          <w:szCs w:val="24"/>
-          <w:lang w:eastAsia="ru-RU"/>
-        </w:rPr>
-        <w:t>qaysini</w:t>
-      </w:r>
-      <w:proofErr w:type="spellEnd"/>
-      <w:r>
-        <w:rPr>
-          <w:rFonts w:eastAsia="Times New Roman"/>
-          <w:sz w:val="24"/>
-          <w:szCs w:val="24"/>
-          <w:lang w:eastAsia="ru-RU"/>
-        </w:rPr>
-        <w:t xml:space="preserve"> </w:t>
-      </w:r>
-      <w:proofErr w:type="spellStart"/>
-      <w:r>
-        <w:rPr>
-          <w:rFonts w:eastAsia="Times New Roman"/>
-          <w:sz w:val="24"/>
-          <w:szCs w:val="24"/>
-          <w:lang w:eastAsia="ru-RU"/>
-        </w:rPr>
-        <w:t>xohlaysan</w:t>
-      </w:r>
-      <w:proofErr w:type="spellEnd"/>
-      <w:r>
-        <w:rPr>
-          <w:rFonts w:eastAsia="Times New Roman"/>
-          <w:sz w:val="24"/>
-          <w:szCs w:val="24"/>
-          <w:lang w:eastAsia="ru-RU"/>
-        </w:rPr>
-        <w:t>?</w:t>
-      </w:r>
-    </w:p>
-    <w:p>
-      <w:r>
-        <w:br w:type="page"/>
-      </w:r>
-    </w:p>
-    <w:p>
-      <w:pPr>
-        <w:spacing w:before="100" w:beforeAutospacing="1" w:after="100" w:afterAutospacing="1" w:line="240" w:lineRule="auto"/>
-        <w:rPr>
-          <w:rFonts w:eastAsia="Times New Roman"/>
-          <w:sz w:val="24"/>
-          <w:szCs w:val="24"/>
-          <w:lang w:val="en-US" w:eastAsia="ru-RU"/>
-        </w:rPr>
-      </w:pPr>
-      <w:proofErr w:type="spellStart"/>
-      <w:r>
-        <w:rPr>
-          <w:rFonts w:eastAsia="Times New Roman"/>
-          <w:sz w:val="24"/>
-          <w:szCs w:val="24"/>
-          <w:lang w:val="en-US" w:eastAsia="ru-RU"/>
-        </w:rPr>
-        <w:lastRenderedPageBreak/>
-        <w:t>Ajoyib</w:t>
-      </w:r>
-      <w:proofErr w:type="spellEnd"/>
-      <w:r>
-        <w:rPr>
-          <w:rFonts w:eastAsia="Times New Roman"/>
-          <w:sz w:val="24"/>
-          <w:szCs w:val="24"/>
-          <w:lang w:val="en-US" w:eastAsia="ru-RU"/>
-        </w:rPr>
-        <w:t xml:space="preserve"> </w:t>
-      </w:r>
-      <w:r>
-        <w:rPr>
-          <w:rFonts w:ascii="Segoe UI Emoji" w:eastAsia="Times New Roman" w:hAnsi="Segoe UI Emoji" w:cs="Segoe UI Emoji"/>
-          <w:sz w:val="24"/>
-          <w:szCs w:val="24"/>
-          <w:lang w:eastAsia="ru-RU"/>
-        </w:rPr>
-        <w:t>👍</w:t>
-      </w:r>
-      <w:r>
-        <w:rPr>
-          <w:rFonts w:eastAsia="Times New Roman"/>
-          <w:sz w:val="24"/>
-          <w:szCs w:val="24"/>
-          <w:lang w:val="en-US" w:eastAsia="ru-RU"/>
-        </w:rPr>
-        <w:t xml:space="preserve"> — </w:t>
-      </w:r>
-      <w:proofErr w:type="spellStart"/>
-      <w:r>
-        <w:rPr>
-          <w:rFonts w:eastAsia="Times New Roman"/>
-          <w:sz w:val="24"/>
-          <w:szCs w:val="24"/>
-          <w:lang w:val="en-US" w:eastAsia="ru-RU"/>
-        </w:rPr>
-        <w:t>unda</w:t>
-      </w:r>
-      <w:proofErr w:type="spellEnd"/>
-      <w:r>
-        <w:rPr>
-          <w:rFonts w:eastAsia="Times New Roman"/>
-          <w:sz w:val="24"/>
-          <w:szCs w:val="24"/>
-          <w:lang w:val="en-US" w:eastAsia="ru-RU"/>
-        </w:rPr>
-        <w:t xml:space="preserve"> men </w:t>
-      </w:r>
-      <w:proofErr w:type="spellStart"/>
-      <w:r>
-        <w:rPr>
-          <w:rFonts w:eastAsia="Times New Roman"/>
-          <w:sz w:val="24"/>
-          <w:szCs w:val="24"/>
-          <w:lang w:val="en-US" w:eastAsia="ru-RU"/>
-        </w:rPr>
-        <w:t>senga</w:t>
-      </w:r>
-      <w:proofErr w:type="spellEnd"/>
-      <w:r>
-        <w:rPr>
-          <w:rFonts w:eastAsia="Times New Roman"/>
-          <w:sz w:val="24"/>
-          <w:szCs w:val="24"/>
-          <w:lang w:val="en-US" w:eastAsia="ru-RU"/>
-        </w:rPr>
-        <w:t>:</w:t>
-      </w:r>
-    </w:p>
-    <w:p>
-      <w:pPr>
-        <w:spacing w:before="100" w:beforeAutospacing="1" w:after="100" w:afterAutospacing="1" w:line="240" w:lineRule="auto"/>
-        <w:rPr>
-          <w:rFonts w:eastAsia="Times New Roman"/>
-          <w:sz w:val="24"/>
-          <w:szCs w:val="24"/>
-          <w:lang w:val="en-US" w:eastAsia="ru-RU"/>
-        </w:rPr>
-      </w:pPr>
-      <w:r>
-        <w:rPr>
-          <w:rFonts w:eastAsia="Times New Roman"/>
-          <w:sz w:val="24"/>
-          <w:szCs w:val="24"/>
-          <w:lang w:val="en-US" w:eastAsia="ru-RU"/>
-        </w:rPr>
-        <w:t>1</w:t>
-      </w:r>
-      <w:r>
-        <w:rPr>
-          <w:rFonts w:eastAsia="Times New Roman"/>
-          <w:sz w:val="24"/>
-          <w:szCs w:val="24"/>
-          <w:lang w:eastAsia="ru-RU"/>
-        </w:rPr>
-        <w:t>️</w:t>
-      </w:r>
-      <w:r>
-        <w:rPr>
-          <w:rFonts w:ascii="Tahoma" w:eastAsia="Times New Roman" w:hAnsi="Tahoma" w:cs="Tahoma"/>
-          <w:sz w:val="24"/>
-          <w:szCs w:val="24"/>
-          <w:lang w:val="en-US" w:eastAsia="ru-RU"/>
-        </w:rPr>
-        <w:t>⃣</w:t>
-      </w:r>
-      <w:r>
-        <w:rPr>
-          <w:rFonts w:eastAsia="Times New Roman"/>
-          <w:sz w:val="24"/>
-          <w:szCs w:val="24"/>
-          <w:lang w:val="en-US" w:eastAsia="ru-RU"/>
-        </w:rPr>
-        <w:t xml:space="preserve"> </w:t>
-      </w:r>
-      <w:proofErr w:type="spellStart"/>
-      <w:r>
-        <w:rPr>
-          <w:rFonts w:eastAsia="Times New Roman"/>
-          <w:b/>
-          <w:bCs/>
-          <w:sz w:val="24"/>
-          <w:szCs w:val="24"/>
-          <w:lang w:val="en-US" w:eastAsia="ru-RU"/>
-        </w:rPr>
-        <w:t>O‘zbek</w:t>
-      </w:r>
-      <w:proofErr w:type="spellEnd"/>
-      <w:r>
-        <w:rPr>
-          <w:rFonts w:eastAsia="Times New Roman"/>
-          <w:b/>
-          <w:bCs/>
-          <w:sz w:val="24"/>
-          <w:szCs w:val="24"/>
-          <w:lang w:val="en-US" w:eastAsia="ru-RU"/>
-        </w:rPr>
-        <w:t xml:space="preserve"> </w:t>
-      </w:r>
-      <w:proofErr w:type="spellStart"/>
-      <w:r>
-        <w:rPr>
-          <w:rFonts w:eastAsia="Times New Roman"/>
-          <w:b/>
-          <w:bCs/>
-          <w:sz w:val="24"/>
-          <w:szCs w:val="24"/>
-          <w:lang w:val="en-US" w:eastAsia="ru-RU"/>
-        </w:rPr>
-        <w:t>tilida</w:t>
-      </w:r>
-      <w:proofErr w:type="spellEnd"/>
-      <w:r>
-        <w:rPr>
-          <w:rFonts w:eastAsia="Times New Roman"/>
-          <w:b/>
-          <w:bCs/>
-          <w:sz w:val="24"/>
-          <w:szCs w:val="24"/>
-          <w:lang w:val="en-US" w:eastAsia="ru-RU"/>
-        </w:rPr>
-        <w:t xml:space="preserve"> </w:t>
-      </w:r>
-      <w:proofErr w:type="spellStart"/>
-      <w:r>
-        <w:rPr>
-          <w:rFonts w:eastAsia="Times New Roman"/>
-          <w:b/>
-          <w:bCs/>
-          <w:sz w:val="24"/>
-          <w:szCs w:val="24"/>
-          <w:lang w:val="en-US" w:eastAsia="ru-RU"/>
-        </w:rPr>
-        <w:t>xulosali</w:t>
-      </w:r>
-      <w:proofErr w:type="spellEnd"/>
-      <w:r>
-        <w:rPr>
-          <w:rFonts w:eastAsia="Times New Roman"/>
-          <w:b/>
-          <w:bCs/>
-          <w:sz w:val="24"/>
-          <w:szCs w:val="24"/>
-          <w:lang w:val="en-US" w:eastAsia="ru-RU"/>
-        </w:rPr>
-        <w:t xml:space="preserve"> </w:t>
-      </w:r>
-      <w:proofErr w:type="spellStart"/>
-      <w:r>
-        <w:rPr>
-          <w:rFonts w:eastAsia="Times New Roman"/>
-          <w:b/>
-          <w:bCs/>
-          <w:sz w:val="24"/>
-          <w:szCs w:val="24"/>
-          <w:lang w:val="en-US" w:eastAsia="ru-RU"/>
-        </w:rPr>
-        <w:t>ro‘yxat</w:t>
-      </w:r>
-      <w:proofErr w:type="spellEnd"/>
-      <w:r>
-        <w:rPr>
-          <w:rFonts w:eastAsia="Times New Roman"/>
-          <w:sz w:val="24"/>
-          <w:szCs w:val="24"/>
-          <w:lang w:val="en-US" w:eastAsia="ru-RU"/>
-        </w:rPr>
-        <w:t xml:space="preserve"> (</w:t>
-      </w:r>
-      <w:proofErr w:type="spellStart"/>
-      <w:r>
-        <w:rPr>
-          <w:rFonts w:eastAsia="Times New Roman"/>
-          <w:sz w:val="24"/>
-          <w:szCs w:val="24"/>
-          <w:lang w:val="en-US" w:eastAsia="ru-RU"/>
-        </w:rPr>
-        <w:t>standartlarning</w:t>
-      </w:r>
-      <w:proofErr w:type="spellEnd"/>
-      <w:r>
-        <w:rPr>
-          <w:rFonts w:eastAsia="Times New Roman"/>
-          <w:sz w:val="24"/>
-          <w:szCs w:val="24"/>
-          <w:lang w:val="en-US" w:eastAsia="ru-RU"/>
-        </w:rPr>
-        <w:t xml:space="preserve"> </w:t>
-      </w:r>
-      <w:proofErr w:type="spellStart"/>
-      <w:r>
-        <w:rPr>
-          <w:rFonts w:eastAsia="Times New Roman"/>
-          <w:sz w:val="24"/>
-          <w:szCs w:val="24"/>
-          <w:lang w:val="en-US" w:eastAsia="ru-RU"/>
-        </w:rPr>
-        <w:t>mazmuni</w:t>
-      </w:r>
-      <w:proofErr w:type="spellEnd"/>
-      <w:r>
-        <w:rPr>
-          <w:rFonts w:eastAsia="Times New Roman"/>
-          <w:sz w:val="24"/>
-          <w:szCs w:val="24"/>
-          <w:lang w:val="en-US" w:eastAsia="ru-RU"/>
-        </w:rPr>
-        <w:t xml:space="preserve"> </w:t>
-      </w:r>
-      <w:proofErr w:type="spellStart"/>
-      <w:r>
-        <w:rPr>
-          <w:rFonts w:eastAsia="Times New Roman"/>
-          <w:sz w:val="24"/>
-          <w:szCs w:val="24"/>
-          <w:lang w:val="en-US" w:eastAsia="ru-RU"/>
-        </w:rPr>
-        <w:t>va</w:t>
-      </w:r>
-      <w:proofErr w:type="spellEnd"/>
-      <w:r>
-        <w:rPr>
-          <w:rFonts w:eastAsia="Times New Roman"/>
-          <w:sz w:val="24"/>
-          <w:szCs w:val="24"/>
-          <w:lang w:val="en-US" w:eastAsia="ru-RU"/>
-        </w:rPr>
-        <w:t xml:space="preserve"> </w:t>
-      </w:r>
-      <w:proofErr w:type="spellStart"/>
-      <w:r>
-        <w:rPr>
-          <w:rFonts w:eastAsia="Times New Roman"/>
-          <w:sz w:val="24"/>
-          <w:szCs w:val="24"/>
-          <w:lang w:val="en-US" w:eastAsia="ru-RU"/>
-        </w:rPr>
-        <w:t>qaysi</w:t>
-      </w:r>
-      <w:proofErr w:type="spellEnd"/>
-      <w:r>
-        <w:rPr>
-          <w:rFonts w:eastAsia="Times New Roman"/>
-          <w:sz w:val="24"/>
-          <w:szCs w:val="24"/>
-          <w:lang w:val="en-US" w:eastAsia="ru-RU"/>
-        </w:rPr>
-        <w:t xml:space="preserve"> </w:t>
-      </w:r>
-      <w:proofErr w:type="spellStart"/>
-      <w:r>
-        <w:rPr>
-          <w:rFonts w:eastAsia="Times New Roman"/>
-          <w:sz w:val="24"/>
-          <w:szCs w:val="24"/>
-          <w:lang w:val="en-US" w:eastAsia="ru-RU"/>
-        </w:rPr>
-        <w:t>yo‘nalish</w:t>
-      </w:r>
-      <w:proofErr w:type="spellEnd"/>
-      <w:r>
-        <w:rPr>
-          <w:rFonts w:eastAsia="Times New Roman"/>
-          <w:sz w:val="24"/>
-          <w:szCs w:val="24"/>
-          <w:lang w:val="en-US" w:eastAsia="ru-RU"/>
-        </w:rPr>
-        <w:t xml:space="preserve"> </w:t>
-      </w:r>
-      <w:proofErr w:type="spellStart"/>
-      <w:r>
-        <w:rPr>
-          <w:rFonts w:eastAsia="Times New Roman"/>
-          <w:sz w:val="24"/>
-          <w:szCs w:val="24"/>
-          <w:lang w:val="en-US" w:eastAsia="ru-RU"/>
-        </w:rPr>
-        <w:t>uchun</w:t>
-      </w:r>
-      <w:proofErr w:type="spellEnd"/>
-      <w:r>
-        <w:rPr>
-          <w:rFonts w:eastAsia="Times New Roman"/>
-          <w:sz w:val="24"/>
-          <w:szCs w:val="24"/>
-          <w:lang w:val="en-US" w:eastAsia="ru-RU"/>
-        </w:rPr>
-        <w:t xml:space="preserve"> </w:t>
-      </w:r>
-      <w:proofErr w:type="spellStart"/>
-      <w:r>
-        <w:rPr>
-          <w:rFonts w:eastAsia="Times New Roman"/>
-          <w:sz w:val="24"/>
-          <w:szCs w:val="24"/>
-          <w:lang w:val="en-US" w:eastAsia="ru-RU"/>
-        </w:rPr>
-        <w:t>ishlatilishini</w:t>
-      </w:r>
-      <w:proofErr w:type="spellEnd"/>
-      <w:r>
-        <w:rPr>
-          <w:rFonts w:eastAsia="Times New Roman"/>
-          <w:sz w:val="24"/>
-          <w:szCs w:val="24"/>
-          <w:lang w:val="en-US" w:eastAsia="ru-RU"/>
-        </w:rPr>
-        <w:t xml:space="preserve"> </w:t>
-      </w:r>
-      <w:proofErr w:type="spellStart"/>
-      <w:r>
-        <w:rPr>
-          <w:rFonts w:eastAsia="Times New Roman"/>
-          <w:sz w:val="24"/>
-          <w:szCs w:val="24"/>
-          <w:lang w:val="en-US" w:eastAsia="ru-RU"/>
-        </w:rPr>
-        <w:t>tushuntiraman</w:t>
-      </w:r>
-      <w:proofErr w:type="spellEnd"/>
-      <w:r>
-        <w:rPr>
-          <w:rFonts w:eastAsia="Times New Roman"/>
-          <w:sz w:val="24"/>
-          <w:szCs w:val="24"/>
-          <w:lang w:val="en-US" w:eastAsia="ru-RU"/>
-        </w:rPr>
-        <w:t>),</w:t>
-      </w:r>
-      <w:r>
-        <w:rPr>
-          <w:rFonts w:eastAsia="Times New Roman"/>
-          <w:sz w:val="24"/>
-          <w:szCs w:val="24"/>
-          <w:lang w:val="en-US" w:eastAsia="ru-RU"/>
-        </w:rPr>
-        <w:br/>
-        <w:t>2</w:t>
-      </w:r>
-      <w:r>
-        <w:rPr>
-          <w:rFonts w:eastAsia="Times New Roman"/>
-          <w:sz w:val="24"/>
-          <w:szCs w:val="24"/>
-          <w:lang w:eastAsia="ru-RU"/>
-        </w:rPr>
-        <w:t>️</w:t>
-      </w:r>
-      <w:r>
-        <w:rPr>
-          <w:rFonts w:ascii="Tahoma" w:eastAsia="Times New Roman" w:hAnsi="Tahoma" w:cs="Tahoma"/>
-          <w:sz w:val="24"/>
-          <w:szCs w:val="24"/>
-          <w:lang w:val="en-US" w:eastAsia="ru-RU"/>
-        </w:rPr>
-        <w:t>⃣</w:t>
-      </w:r>
-      <w:r>
-        <w:rPr>
-          <w:rFonts w:eastAsia="Times New Roman"/>
-          <w:sz w:val="24"/>
-          <w:szCs w:val="24"/>
-          <w:lang w:val="en-US" w:eastAsia="ru-RU"/>
-        </w:rPr>
-        <w:t xml:space="preserve"> </w:t>
-      </w:r>
-      <w:proofErr w:type="spellStart"/>
-      <w:r>
-        <w:rPr>
-          <w:rFonts w:eastAsia="Times New Roman"/>
-          <w:b/>
-          <w:bCs/>
-          <w:sz w:val="24"/>
-          <w:szCs w:val="24"/>
-          <w:lang w:val="en-US" w:eastAsia="ru-RU"/>
-        </w:rPr>
-        <w:t>Rasmiy</w:t>
-      </w:r>
-      <w:proofErr w:type="spellEnd"/>
-      <w:r>
-        <w:rPr>
-          <w:rFonts w:eastAsia="Times New Roman"/>
-          <w:b/>
-          <w:bCs/>
-          <w:sz w:val="24"/>
-          <w:szCs w:val="24"/>
-          <w:lang w:val="en-US" w:eastAsia="ru-RU"/>
-        </w:rPr>
-        <w:t xml:space="preserve"> </w:t>
-      </w:r>
-      <w:proofErr w:type="spellStart"/>
-      <w:r>
-        <w:rPr>
-          <w:rFonts w:eastAsia="Times New Roman"/>
-          <w:b/>
-          <w:bCs/>
-          <w:sz w:val="24"/>
-          <w:szCs w:val="24"/>
-          <w:lang w:val="en-US" w:eastAsia="ru-RU"/>
-        </w:rPr>
-        <w:t>havolalar</w:t>
-      </w:r>
-      <w:proofErr w:type="spellEnd"/>
-      <w:r>
-        <w:rPr>
-          <w:rFonts w:eastAsia="Times New Roman"/>
-          <w:b/>
-          <w:bCs/>
-          <w:sz w:val="24"/>
-          <w:szCs w:val="24"/>
-          <w:lang w:val="en-US" w:eastAsia="ru-RU"/>
-        </w:rPr>
-        <w:t xml:space="preserve"> </w:t>
-      </w:r>
-      <w:proofErr w:type="spellStart"/>
-      <w:r>
-        <w:rPr>
-          <w:rFonts w:eastAsia="Times New Roman"/>
-          <w:b/>
-          <w:bCs/>
-          <w:sz w:val="24"/>
-          <w:szCs w:val="24"/>
-          <w:lang w:val="en-US" w:eastAsia="ru-RU"/>
-        </w:rPr>
-        <w:t>bilan</w:t>
-      </w:r>
-      <w:proofErr w:type="spellEnd"/>
-      <w:r>
-        <w:rPr>
-          <w:rFonts w:eastAsia="Times New Roman"/>
-          <w:b/>
-          <w:bCs/>
-          <w:sz w:val="24"/>
-          <w:szCs w:val="24"/>
-          <w:lang w:val="en-US" w:eastAsia="ru-RU"/>
-        </w:rPr>
-        <w:t xml:space="preserve"> </w:t>
-      </w:r>
-      <w:proofErr w:type="spellStart"/>
-      <w:r>
-        <w:rPr>
-          <w:rFonts w:eastAsia="Times New Roman"/>
-          <w:b/>
-          <w:bCs/>
-          <w:sz w:val="24"/>
-          <w:szCs w:val="24"/>
-          <w:lang w:val="en-US" w:eastAsia="ru-RU"/>
-        </w:rPr>
-        <w:t>to‘liq</w:t>
-      </w:r>
-      <w:proofErr w:type="spellEnd"/>
-      <w:r>
-        <w:rPr>
-          <w:rFonts w:eastAsia="Times New Roman"/>
-          <w:b/>
-          <w:bCs/>
-          <w:sz w:val="24"/>
-          <w:szCs w:val="24"/>
-          <w:lang w:val="en-US" w:eastAsia="ru-RU"/>
-        </w:rPr>
-        <w:t xml:space="preserve"> </w:t>
-      </w:r>
-      <w:proofErr w:type="spellStart"/>
-      <w:r>
-        <w:rPr>
-          <w:rFonts w:eastAsia="Times New Roman"/>
-          <w:b/>
-          <w:bCs/>
-          <w:sz w:val="24"/>
-          <w:szCs w:val="24"/>
-          <w:lang w:val="en-US" w:eastAsia="ru-RU"/>
-        </w:rPr>
-        <w:t>ro‘yxat</w:t>
-      </w:r>
-      <w:proofErr w:type="spellEnd"/>
-      <w:r>
-        <w:rPr>
-          <w:rFonts w:eastAsia="Times New Roman"/>
-          <w:b/>
-          <w:bCs/>
-          <w:sz w:val="24"/>
-          <w:szCs w:val="24"/>
-          <w:lang w:val="en-US" w:eastAsia="ru-RU"/>
-        </w:rPr>
-        <w:t xml:space="preserve"> (PDF </w:t>
-      </w:r>
-      <w:proofErr w:type="spellStart"/>
-      <w:r>
-        <w:rPr>
-          <w:rFonts w:eastAsia="Times New Roman"/>
-          <w:b/>
-          <w:bCs/>
-          <w:sz w:val="24"/>
-          <w:szCs w:val="24"/>
-          <w:lang w:val="en-US" w:eastAsia="ru-RU"/>
-        </w:rPr>
-        <w:t>manbalar</w:t>
-      </w:r>
-      <w:proofErr w:type="spellEnd"/>
-      <w:r>
-        <w:rPr>
-          <w:rFonts w:eastAsia="Times New Roman"/>
-          <w:b/>
-          <w:bCs/>
-          <w:sz w:val="24"/>
-          <w:szCs w:val="24"/>
-          <w:lang w:val="en-US" w:eastAsia="ru-RU"/>
-        </w:rPr>
-        <w:t>)</w:t>
-      </w:r>
-      <w:r>
-        <w:rPr>
-          <w:rFonts w:eastAsia="Times New Roman"/>
-          <w:sz w:val="24"/>
-          <w:szCs w:val="24"/>
-          <w:lang w:val="en-US" w:eastAsia="ru-RU"/>
-        </w:rPr>
-        <w:br/>
-      </w:r>
-      <w:proofErr w:type="spellStart"/>
-      <w:r>
-        <w:rPr>
-          <w:rFonts w:eastAsia="Times New Roman"/>
-          <w:sz w:val="24"/>
-          <w:szCs w:val="24"/>
-          <w:lang w:val="en-US" w:eastAsia="ru-RU"/>
-        </w:rPr>
-        <w:t>tayyorlab</w:t>
-      </w:r>
-      <w:proofErr w:type="spellEnd"/>
-      <w:r>
-        <w:rPr>
-          <w:rFonts w:eastAsia="Times New Roman"/>
-          <w:sz w:val="24"/>
-          <w:szCs w:val="24"/>
-          <w:lang w:val="en-US" w:eastAsia="ru-RU"/>
-        </w:rPr>
-        <w:t xml:space="preserve"> </w:t>
-      </w:r>
-      <w:proofErr w:type="spellStart"/>
-      <w:r>
-        <w:rPr>
-          <w:rFonts w:eastAsia="Times New Roman"/>
-          <w:sz w:val="24"/>
-          <w:szCs w:val="24"/>
-          <w:lang w:val="en-US" w:eastAsia="ru-RU"/>
-        </w:rPr>
-        <w:t>beraman</w:t>
-      </w:r>
-      <w:proofErr w:type="spellEnd"/>
-      <w:r>
-        <w:rPr>
-          <w:rFonts w:eastAsia="Times New Roman"/>
-          <w:sz w:val="24"/>
-          <w:szCs w:val="24"/>
-          <w:lang w:val="en-US" w:eastAsia="ru-RU"/>
-        </w:rPr>
-        <w:t>.</w:t>
-      </w:r>
-    </w:p>
-    <w:p>
-      <w:pPr>
-        <w:spacing w:after="0" w:line="240" w:lineRule="auto"/>
-        <w:rPr>
-          <w:rFonts w:eastAsia="Times New Roman"/>
-          <w:sz w:val="24"/>
-          <w:szCs w:val="24"/>
-          <w:lang w:eastAsia="ru-RU"/>
-        </w:rPr>
-      </w:pPr>
-      <w:r>
-        <w:rPr>
-          <w:rFonts w:eastAsia="Times New Roman"/>
-          <w:sz w:val="24"/>
-          <w:szCs w:val="24"/>
-          <w:lang w:eastAsia="ru-RU"/>
-        </w:rPr>
         <w:pict w14:anchorId="14E18553">
-          <v:rect id="_x0000_i1039" style="width:0;height:1.5pt" o:hralign="center" o:hrstd="t" o:hr="t" fillcolor="#a0a0a0" stroked="f"/>
+          <v:rect id="_x0000_i1032" style="width:0;height:1.5pt" o:hralign="center" o:hrstd="t" o:hr="t" fillcolor="#a0a0a0" stroked="f"/>
         </w:pict>
       </w:r>
     </w:p>
@@ -9099,6 +7859,7 @@
               <w:t xml:space="preserve"> (128–512 bit) </w:t>
             </w:r>
             <w:proofErr w:type="spellStart"/>
+            <w:proofErr w:type="gramStart"/>
             <w:r>
               <w:rPr>
                 <w:rFonts w:eastAsia="Times New Roman"/>
@@ -9106,7 +7867,17 @@
                 <w:szCs w:val="24"/>
                 <w:lang w:val="en-US" w:eastAsia="ru-RU"/>
               </w:rPr>
-              <w:t>bo‘yicha</w:t>
+              <w:t>bo‘</w:t>
+            </w:r>
+            <w:proofErr w:type="gramEnd"/>
+            <w:r>
+              <w:rPr>
+                <w:rFonts w:eastAsia="Times New Roman"/>
+                <w:sz w:val="24"/>
+                <w:szCs w:val="24"/>
+                <w:lang w:val="en-US" w:eastAsia="ru-RU"/>
+              </w:rPr>
+              <w:t>yicha</w:t>
             </w:r>
             <w:proofErr w:type="spellEnd"/>
             <w:r>
@@ -10688,6 +9459,7 @@
               <w:t xml:space="preserve"> </w:t>
             </w:r>
             <w:proofErr w:type="spellStart"/>
+            <w:proofErr w:type="gramStart"/>
             <w:r>
               <w:rPr>
                 <w:rFonts w:eastAsia="Times New Roman"/>
@@ -10695,7 +9467,17 @@
                 <w:szCs w:val="24"/>
                 <w:lang w:val="en-US" w:eastAsia="ru-RU"/>
               </w:rPr>
-              <w:t>bo‘yicha</w:t>
+              <w:t>bo‘</w:t>
+            </w:r>
+            <w:proofErr w:type="gramEnd"/>
+            <w:r>
+              <w:rPr>
+                <w:rFonts w:eastAsia="Times New Roman"/>
+                <w:sz w:val="24"/>
+                <w:szCs w:val="24"/>
+                <w:lang w:val="en-US" w:eastAsia="ru-RU"/>
+              </w:rPr>
+              <w:t>yicha</w:t>
             </w:r>
             <w:proofErr w:type="spellEnd"/>
             <w:r>
@@ -11155,6 +9937,7 @@
               <w:t xml:space="preserve"> </w:t>
             </w:r>
             <w:proofErr w:type="spellStart"/>
+            <w:proofErr w:type="gramStart"/>
             <w:r>
               <w:rPr>
                 <w:rFonts w:eastAsia="Times New Roman"/>
@@ -11162,7 +9945,17 @@
                 <w:szCs w:val="24"/>
                 <w:lang w:val="en-US" w:eastAsia="ru-RU"/>
               </w:rPr>
-              <w:t>bo‘lish</w:t>
+              <w:t>bo‘</w:t>
+            </w:r>
+            <w:proofErr w:type="gramEnd"/>
+            <w:r>
+              <w:rPr>
+                <w:rFonts w:eastAsia="Times New Roman"/>
+                <w:sz w:val="24"/>
+                <w:szCs w:val="24"/>
+                <w:lang w:val="en-US" w:eastAsia="ru-RU"/>
+              </w:rPr>
+              <w:t>lish</w:t>
             </w:r>
             <w:proofErr w:type="spellEnd"/>
             <w:r>
@@ -12018,7 +10811,7 @@
           <w:lang w:eastAsia="ru-RU"/>
         </w:rPr>
         <w:pict w14:anchorId="2AC48B09">
-          <v:rect id="_x0000_i1040" style="width:0;height:1.5pt" o:hralign="center" o:hrstd="t" o:hr="t" fillcolor="#a0a0a0" stroked="f"/>
+          <v:rect id="_x0000_i1033" style="width:0;height:1.5pt" o:hralign="center" o:hrstd="t" o:hr="t" fillcolor="#a0a0a0" stroked="f"/>
         </w:pict>
       </w:r>
     </w:p>
@@ -14102,7 +12895,7 @@
           <w:lang w:eastAsia="ru-RU"/>
         </w:rPr>
         <w:pict w14:anchorId="51168F7E">
-          <v:rect id="_x0000_i1041" style="width:0;height:1.5pt" o:hralign="center" o:hrstd="t" o:hr="t" fillcolor="#a0a0a0" stroked="f"/>
+          <v:rect id="_x0000_i1034" style="width:0;height:1.5pt" o:hralign="center" o:hrstd="t" o:hr="t" fillcolor="#a0a0a0" stroked="f"/>
         </w:pict>
       </w:r>
     </w:p>
@@ -14885,14 +13678,25 @@
         <w:t xml:space="preserve"> </w:t>
       </w:r>
       <w:proofErr w:type="spellStart"/>
-      <w:r>
-        <w:rPr>
-          <w:rFonts w:eastAsia="Times New Roman"/>
-          <w:sz w:val="24"/>
-          <w:szCs w:val="24"/>
-          <w:lang w:val="en-US" w:eastAsia="ru-RU"/>
-        </w:rPr>
-        <w:t>O‘zbekiston</w:t>
+      <w:proofErr w:type="gramStart"/>
+      <w:r>
+        <w:rPr>
+          <w:rFonts w:eastAsia="Times New Roman"/>
+          <w:sz w:val="24"/>
+          <w:szCs w:val="24"/>
+          <w:lang w:val="en-US" w:eastAsia="ru-RU"/>
+        </w:rPr>
+        <w:t>O‘</w:t>
+      </w:r>
+      <w:proofErr w:type="gramEnd"/>
+      <w:r>
+        <w:rPr>
+          <w:rFonts w:eastAsia="Times New Roman"/>
+          <w:sz w:val="24"/>
+          <w:szCs w:val="24"/>
+          <w:lang w:val="en-US" w:eastAsia="ru-RU"/>
+        </w:rPr>
+        <w:t>zbekiston</w:t>
       </w:r>
       <w:proofErr w:type="spellEnd"/>
       <w:r>
@@ -14986,45 +13790,79 @@
       </w:r>
     </w:p>
     <w:p>
-      <w:bookmarkStart w:id="0" w:name="_GoBack"/>
-      <w:bookmarkEnd w:id="0"/>
-      <w:r>
+      <w:pPr>
+        <w:rPr>
+          <w:lang w:val="en-US"/>
+        </w:rPr>
+      </w:pPr>
+      <w:r>
+        <w:rPr>
+          <w:lang w:val="en-US"/>
+        </w:rPr>
         <w:br w:type="page"/>
       </w:r>
     </w:p>
     <w:p>
       <w:pPr>
         <w:pStyle w:val="a3"/>
+        <w:rPr>
+          <w:lang w:val="en-US"/>
+        </w:rPr>
       </w:pPr>
       <w:proofErr w:type="spellStart"/>
-      <w:r>
+      <w:proofErr w:type="gramStart"/>
+      <w:r>
+        <w:rPr>
+          <w:lang w:val="en-US"/>
+        </w:rPr>
         <w:lastRenderedPageBreak/>
         <w:t>Albatta</w:t>
       </w:r>
       <w:proofErr w:type="spellEnd"/>
       <w:r>
+        <w:rPr>
+          <w:lang w:val="en-US"/>
+        </w:rPr>
         <w:t xml:space="preserve"> </w:t>
       </w:r>
       <w:r>
         <w:rPr>
           <w:rFonts w:ascii="Segoe UI Emoji" w:hAnsi="Segoe UI Emoji" w:cs="Segoe UI Emoji"/>
+          <w:lang w:val="en-US"/>
         </w:rPr>
         <w:t>✅</w:t>
       </w:r>
       <w:r>
-        <w:t xml:space="preserve"> — </w:t>
-      </w:r>
-      <w:proofErr w:type="spellStart"/>
-      <w:r>
+        <w:rPr>
+          <w:lang w:val="en-US"/>
+        </w:rPr>
+        <w:t xml:space="preserve"> —</w:t>
+      </w:r>
+      <w:proofErr w:type="gramEnd"/>
+      <w:r>
+        <w:rPr>
+          <w:lang w:val="en-US"/>
+        </w:rPr>
+        <w:t xml:space="preserve"> </w:t>
+      </w:r>
+      <w:proofErr w:type="spellStart"/>
+      <w:r>
+        <w:rPr>
+          <w:lang w:val="en-US"/>
+        </w:rPr>
         <w:t>quyida</w:t>
       </w:r>
       <w:proofErr w:type="spellEnd"/>
       <w:r>
+        <w:rPr>
+          <w:lang w:val="en-US"/>
+        </w:rPr>
         <w:t xml:space="preserve"> </w:t>
       </w:r>
       <w:r>
         <w:rPr>
           <w:rStyle w:val="a4"/>
+          <w:lang w:val="en-US"/>
         </w:rPr>
         <w:t>“</w:t>
       </w:r>
@@ -15032,6 +13870,7 @@
       <w:r>
         <w:rPr>
           <w:rStyle w:val="a4"/>
+          <w:lang w:val="en-US"/>
         </w:rPr>
         <w:t>Asimmetrik</w:t>
       </w:r>
@@ -15039,6 +13878,7 @@
       <w:r>
         <w:rPr>
           <w:rStyle w:val="a4"/>
+          <w:lang w:val="en-US"/>
         </w:rPr>
         <w:t xml:space="preserve"> </w:t>
       </w:r>
@@ -15046,6 +13886,7 @@
       <w:r>
         <w:rPr>
           <w:rStyle w:val="a4"/>
+          <w:lang w:val="en-US"/>
         </w:rPr>
         <w:t>kriptotizim</w:t>
       </w:r>
@@ -15053,6 +13894,7 @@
       <w:r>
         <w:rPr>
           <w:rStyle w:val="a4"/>
+          <w:lang w:val="en-US"/>
         </w:rPr>
         <w:t xml:space="preserve"> </w:t>
       </w:r>
@@ -15060,6 +13902,7 @@
       <w:r>
         <w:rPr>
           <w:rStyle w:val="a4"/>
+          <w:lang w:val="en-US"/>
         </w:rPr>
         <w:t>parametrlarini</w:t>
       </w:r>
@@ -15067,6 +13910,7 @@
       <w:r>
         <w:rPr>
           <w:rStyle w:val="a4"/>
+          <w:lang w:val="en-US"/>
         </w:rPr>
         <w:t xml:space="preserve"> </w:t>
       </w:r>
@@ -15074,6 +13918,7 @@
       <w:r>
         <w:rPr>
           <w:rStyle w:val="a4"/>
+          <w:lang w:val="en-US"/>
         </w:rPr>
         <w:t>generatsiya</w:t>
       </w:r>
@@ -15081,6 +13926,7 @@
       <w:r>
         <w:rPr>
           <w:rStyle w:val="a4"/>
+          <w:lang w:val="en-US"/>
         </w:rPr>
         <w:t xml:space="preserve"> </w:t>
       </w:r>
@@ -15088,6 +13934,7 @@
       <w:r>
         <w:rPr>
           <w:rStyle w:val="a4"/>
+          <w:lang w:val="en-US"/>
         </w:rPr>
         <w:t>qilish</w:t>
       </w:r>
@@ -15095,6 +13942,7 @@
       <w:r>
         <w:rPr>
           <w:rStyle w:val="a4"/>
+          <w:lang w:val="en-US"/>
         </w:rPr>
         <w:t xml:space="preserve"> </w:t>
       </w:r>
@@ -15102,6 +13950,7 @@
       <w:r>
         <w:rPr>
           <w:rStyle w:val="a4"/>
+          <w:lang w:val="en-US"/>
         </w:rPr>
         <w:t>xalqaro</w:t>
       </w:r>
@@ -15109,6 +13958,7 @@
       <w:r>
         <w:rPr>
           <w:rStyle w:val="a4"/>
+          <w:lang w:val="en-US"/>
         </w:rPr>
         <w:t xml:space="preserve"> </w:t>
       </w:r>
@@ -15116,6 +13966,7 @@
       <w:r>
         <w:rPr>
           <w:rStyle w:val="a4"/>
+          <w:lang w:val="en-US"/>
         </w:rPr>
         <w:t>standartlari</w:t>
       </w:r>
@@ -15123,105 +13974,175 @@
       <w:r>
         <w:rPr>
           <w:rStyle w:val="a4"/>
+          <w:lang w:val="en-US"/>
         </w:rPr>
         <w:t>”</w:t>
       </w:r>
       <w:r>
-        <w:t xml:space="preserve"> </w:t>
-      </w:r>
-      <w:proofErr w:type="spellStart"/>
-      <w:r>
+        <w:rPr>
+          <w:lang w:val="en-US"/>
+        </w:rPr>
+        <w:t xml:space="preserve"> </w:t>
+      </w:r>
+      <w:proofErr w:type="spellStart"/>
+      <w:r>
+        <w:rPr>
+          <w:lang w:val="en-US"/>
+        </w:rPr>
         <w:t>nomli</w:t>
       </w:r>
       <w:proofErr w:type="spellEnd"/>
       <w:r>
-        <w:t xml:space="preserve"> </w:t>
-      </w:r>
-      <w:proofErr w:type="spellStart"/>
-      <w:r>
+        <w:rPr>
+          <w:lang w:val="en-US"/>
+        </w:rPr>
+        <w:t xml:space="preserve"> </w:t>
+      </w:r>
+      <w:proofErr w:type="spellStart"/>
+      <w:r>
+        <w:rPr>
+          <w:lang w:val="en-US"/>
+        </w:rPr>
         <w:t>to‘liq</w:t>
       </w:r>
       <w:proofErr w:type="spellEnd"/>
       <w:r>
-        <w:t xml:space="preserve"> </w:t>
-      </w:r>
-      <w:proofErr w:type="spellStart"/>
-      <w:r>
+        <w:rPr>
+          <w:lang w:val="en-US"/>
+        </w:rPr>
+        <w:t xml:space="preserve"> </w:t>
+      </w:r>
+      <w:proofErr w:type="spellStart"/>
+      <w:r>
+        <w:rPr>
+          <w:lang w:val="en-US"/>
+        </w:rPr>
         <w:t>tayyor</w:t>
       </w:r>
       <w:proofErr w:type="spellEnd"/>
       <w:r>
-        <w:t xml:space="preserve"> </w:t>
-      </w:r>
-      <w:proofErr w:type="spellStart"/>
-      <w:r>
+        <w:rPr>
+          <w:lang w:val="en-US"/>
+        </w:rPr>
+        <w:t xml:space="preserve"> </w:t>
+      </w:r>
+      <w:proofErr w:type="spellStart"/>
+      <w:r>
+        <w:rPr>
+          <w:lang w:val="en-US"/>
+        </w:rPr>
         <w:t>matn</w:t>
       </w:r>
       <w:proofErr w:type="spellEnd"/>
       <w:r>
+        <w:rPr>
+          <w:lang w:val="en-US"/>
+        </w:rPr>
         <w:t xml:space="preserve"> (PDF </w:t>
       </w:r>
       <w:proofErr w:type="spellStart"/>
       <w:r>
+        <w:rPr>
+          <w:lang w:val="en-US"/>
+        </w:rPr>
         <w:t>fayldagi</w:t>
       </w:r>
       <w:proofErr w:type="spellEnd"/>
       <w:r>
-        <w:t xml:space="preserve"> </w:t>
-      </w:r>
-      <w:proofErr w:type="spellStart"/>
-      <w:r>
+        <w:rPr>
+          <w:lang w:val="en-US"/>
+        </w:rPr>
+        <w:t xml:space="preserve"> </w:t>
+      </w:r>
+      <w:proofErr w:type="spellStart"/>
+      <w:r>
+        <w:rPr>
+          <w:lang w:val="en-US"/>
+        </w:rPr>
         <w:t>mazmunning</w:t>
       </w:r>
       <w:proofErr w:type="spellEnd"/>
       <w:r>
-        <w:t xml:space="preserve"> </w:t>
-      </w:r>
-      <w:proofErr w:type="spellStart"/>
-      <w:r>
+        <w:rPr>
+          <w:lang w:val="en-US"/>
+        </w:rPr>
+        <w:t xml:space="preserve"> </w:t>
+      </w:r>
+      <w:proofErr w:type="spellStart"/>
+      <w:r>
+        <w:rPr>
+          <w:lang w:val="en-US"/>
+        </w:rPr>
         <w:t>to‘liq</w:t>
       </w:r>
       <w:proofErr w:type="spellEnd"/>
       <w:r>
-        <w:t xml:space="preserve"> </w:t>
-      </w:r>
-      <w:proofErr w:type="spellStart"/>
-      <w:r>
+        <w:rPr>
+          <w:lang w:val="en-US"/>
+        </w:rPr>
+        <w:t xml:space="preserve"> </w:t>
+      </w:r>
+      <w:proofErr w:type="spellStart"/>
+      <w:r>
+        <w:rPr>
+          <w:lang w:val="en-US"/>
+        </w:rPr>
         <w:t>yozma</w:t>
       </w:r>
       <w:proofErr w:type="spellEnd"/>
       <w:r>
-        <w:t xml:space="preserve"> </w:t>
-      </w:r>
-      <w:proofErr w:type="spellStart"/>
-      <w:r>
+        <w:rPr>
+          <w:lang w:val="en-US"/>
+        </w:rPr>
+        <w:t xml:space="preserve"> </w:t>
+      </w:r>
+      <w:proofErr w:type="spellStart"/>
+      <w:r>
+        <w:rPr>
+          <w:lang w:val="en-US"/>
+        </w:rPr>
         <w:t>shakli</w:t>
       </w:r>
       <w:proofErr w:type="spellEnd"/>
       <w:r>
+        <w:rPr>
+          <w:lang w:val="en-US"/>
+        </w:rPr>
         <w:t>)</w:t>
       </w:r>
       <w:proofErr w:type="spellStart"/>
       <w:r>
+        <w:rPr>
+          <w:lang w:val="en-US"/>
+        </w:rPr>
         <w:t>ni</w:t>
       </w:r>
       <w:proofErr w:type="spellEnd"/>
       <w:r>
-        <w:t xml:space="preserve"> </w:t>
-      </w:r>
-      <w:proofErr w:type="spellStart"/>
-      <w:r>
+        <w:rPr>
+          <w:lang w:val="en-US"/>
+        </w:rPr>
+        <w:t xml:space="preserve"> </w:t>
+      </w:r>
+      <w:proofErr w:type="spellStart"/>
+      <w:r>
+        <w:rPr>
+          <w:lang w:val="en-US"/>
+        </w:rPr>
         <w:t>keltiraman</w:t>
       </w:r>
       <w:proofErr w:type="spellEnd"/>
       <w:r>
+        <w:rPr>
+          <w:lang w:val="en-US"/>
+        </w:rPr>
         <w:t>.</w:t>
       </w:r>
     </w:p>
     <w:p>
       <w:r>
         <w:pict w14:anchorId="2FB3E23E">
-          <v:rect id="_x0000_i1045" style="width:0;height:1.5pt" o:hralign="center" o:hrstd="t" o:hr="t" fillcolor="#a0a0a0" stroked="f"/>
+          <v:rect id="_x0000_i1035" style="width:0;height:1.5pt" o:hralign="center" o:hrstd="t" o:hr="t" fillcolor="#a0a0a0" stroked="f"/>
         </w:pict>
       </w:r>
     </w:p>
@@ -15661,11 +14582,19 @@
         <w:t xml:space="preserve"> </w:t>
       </w:r>
       <w:proofErr w:type="spellStart"/>
-      <w:r>
-        <w:rPr>
-          <w:lang w:val="en-US"/>
-        </w:rPr>
-        <w:t>bo‘yicha</w:t>
+      <w:proofErr w:type="gramStart"/>
+      <w:r>
+        <w:rPr>
+          <w:lang w:val="en-US"/>
+        </w:rPr>
+        <w:t>bo‘</w:t>
+      </w:r>
+      <w:proofErr w:type="gramEnd"/>
+      <w:r>
+        <w:rPr>
+          <w:lang w:val="en-US"/>
+        </w:rPr>
+        <w:t>yicha</w:t>
       </w:r>
       <w:proofErr w:type="spellEnd"/>
       <w:r>
@@ -15871,11 +14800,19 @@
         <w:t xml:space="preserve"> </w:t>
       </w:r>
       <w:proofErr w:type="spellStart"/>
-      <w:r>
-        <w:rPr>
-          <w:lang w:val="en-US"/>
-        </w:rPr>
-        <w:t>mo‘ljallangani</w:t>
+      <w:proofErr w:type="gramStart"/>
+      <w:r>
+        <w:rPr>
+          <w:lang w:val="en-US"/>
+        </w:rPr>
+        <w:t>mo‘</w:t>
+      </w:r>
+      <w:proofErr w:type="gramEnd"/>
+      <w:r>
+        <w:rPr>
+          <w:lang w:val="en-US"/>
+        </w:rPr>
+        <w:t>ljallangani</w:t>
       </w:r>
       <w:proofErr w:type="spellEnd"/>
       <w:r>
@@ -16000,7 +14937,7 @@
     <w:p>
       <w:r>
         <w:pict w14:anchorId="22FB36CC">
-          <v:rect id="_x0000_i1046" style="width:0;height:1.5pt" o:hralign="center" o:hrstd="t" o:hr="t" fillcolor="#a0a0a0" stroked="f"/>
+          <v:rect id="_x0000_i1036" style="width:0;height:1.5pt" o:hralign="center" o:hrstd="t" o:hr="t" fillcolor="#a0a0a0" stroked="f"/>
         </w:pict>
       </w:r>
     </w:p>
@@ -17653,11 +16590,19 @@
               <w:t xml:space="preserve"> </w:t>
             </w:r>
             <w:proofErr w:type="spellStart"/>
-            <w:r>
-              <w:rPr>
-                <w:lang w:val="en-US"/>
-              </w:rPr>
-              <w:t>qo‘llaniladigan</w:t>
+            <w:proofErr w:type="gramStart"/>
+            <w:r>
+              <w:rPr>
+                <w:lang w:val="en-US"/>
+              </w:rPr>
+              <w:t>qo‘</w:t>
+            </w:r>
+            <w:proofErr w:type="gramEnd"/>
+            <w:r>
+              <w:rPr>
+                <w:lang w:val="en-US"/>
+              </w:rPr>
+              <w:t>llaniladigan</w:t>
             </w:r>
             <w:proofErr w:type="spellEnd"/>
             <w:r>
@@ -18613,11 +17558,19 @@
               <w:t xml:space="preserve"> </w:t>
             </w:r>
             <w:proofErr w:type="spellStart"/>
-            <w:r>
-              <w:rPr>
-                <w:lang w:val="en-US"/>
-              </w:rPr>
-              <w:t>bo‘lib</w:t>
+            <w:proofErr w:type="gramStart"/>
+            <w:r>
+              <w:rPr>
+                <w:lang w:val="en-US"/>
+              </w:rPr>
+              <w:t>bo‘</w:t>
+            </w:r>
+            <w:proofErr w:type="gramEnd"/>
+            <w:r>
+              <w:rPr>
+                <w:lang w:val="en-US"/>
+              </w:rPr>
+              <w:t>lib</w:t>
             </w:r>
             <w:proofErr w:type="spellEnd"/>
             <w:r>
@@ -19184,7 +18137,7 @@
     <w:p>
       <w:r>
         <w:pict w14:anchorId="1A71F486">
-          <v:rect id="_x0000_i1047" style="width:0;height:1.5pt" o:hralign="center" o:hrstd="t" o:hr="t" fillcolor="#a0a0a0" stroked="f"/>
+          <v:rect id="_x0000_i1037" style="width:0;height:1.5pt" o:hralign="center" o:hrstd="t" o:hr="t" fillcolor="#a0a0a0" stroked="f"/>
         </w:pict>
       </w:r>
     </w:p>
@@ -19286,12 +18239,21 @@
         <w:t xml:space="preserve"> </w:t>
       </w:r>
       <w:proofErr w:type="spellStart"/>
+      <w:proofErr w:type="gramStart"/>
       <w:r>
         <w:rPr>
           <w:rStyle w:val="a4"/>
           <w:lang w:val="en-US"/>
         </w:rPr>
-        <w:t>uyg‘unligi</w:t>
+        <w:t>uyg‘</w:t>
+      </w:r>
+      <w:proofErr w:type="gramEnd"/>
+      <w:r>
+        <w:rPr>
+          <w:rStyle w:val="a4"/>
+          <w:lang w:val="en-US"/>
+        </w:rPr>
+        <w:t>unligi</w:t>
       </w:r>
       <w:proofErr w:type="spellEnd"/>
       <w:r>
@@ -19685,12 +18647,21 @@
         <w:t xml:space="preserve"> </w:t>
       </w:r>
       <w:proofErr w:type="spellStart"/>
+      <w:proofErr w:type="gramStart"/>
       <w:r>
         <w:rPr>
           <w:rStyle w:val="a4"/>
           <w:lang w:val="en-US"/>
         </w:rPr>
-        <w:t>to‘g‘rilik</w:t>
+        <w:t>to‘</w:t>
+      </w:r>
+      <w:proofErr w:type="gramEnd"/>
+      <w:r>
+        <w:rPr>
+          <w:rStyle w:val="a4"/>
+          <w:lang w:val="en-US"/>
+        </w:rPr>
+        <w:t>g‘rilik</w:t>
       </w:r>
       <w:proofErr w:type="spellEnd"/>
       <w:r>
@@ -19957,12 +18928,21 @@
         <w:t xml:space="preserve"> </w:t>
       </w:r>
       <w:proofErr w:type="spellStart"/>
+      <w:proofErr w:type="gramStart"/>
       <w:r>
         <w:rPr>
           <w:rStyle w:val="a4"/>
           <w:lang w:val="en-US"/>
         </w:rPr>
-        <w:t>bo‘yicha</w:t>
+        <w:t>bo‘</w:t>
+      </w:r>
+      <w:proofErr w:type="gramEnd"/>
+      <w:r>
+        <w:rPr>
+          <w:rStyle w:val="a4"/>
+          <w:lang w:val="en-US"/>
+        </w:rPr>
+        <w:t>yicha</w:t>
       </w:r>
       <w:proofErr w:type="spellEnd"/>
       <w:r>
@@ -20261,11 +19241,19 @@
         <w:t xml:space="preserve"> </w:t>
       </w:r>
       <w:proofErr w:type="spellStart"/>
-      <w:r>
-        <w:rPr>
-          <w:lang w:val="en-US"/>
-        </w:rPr>
-        <w:t>qo‘yilgan</w:t>
+      <w:proofErr w:type="gramStart"/>
+      <w:r>
+        <w:rPr>
+          <w:lang w:val="en-US"/>
+        </w:rPr>
+        <w:t>qo‘</w:t>
+      </w:r>
+      <w:proofErr w:type="gramEnd"/>
+      <w:r>
+        <w:rPr>
+          <w:lang w:val="en-US"/>
+        </w:rPr>
+        <w:t>yilgan</w:t>
       </w:r>
       <w:proofErr w:type="spellEnd"/>
       <w:r>
@@ -20530,7 +19518,7 @@
     <w:p>
       <w:r>
         <w:pict w14:anchorId="20BE65F0">
-          <v:rect id="_x0000_i1048" style="width:0;height:1.5pt" o:hralign="center" o:hrstd="t" o:hr="t" fillcolor="#a0a0a0" stroked="f"/>
+          <v:rect id="_x0000_i1038" style="width:0;height:1.5pt" o:hralign="center" o:hrstd="t" o:hr="t" fillcolor="#a0a0a0" stroked="f"/>
         </w:pict>
       </w:r>
     </w:p>
@@ -21069,7 +20057,7 @@
     <w:p>
       <w:r>
         <w:pict w14:anchorId="435976F0">
-          <v:rect id="_x0000_i1049" style="width:0;height:1.5pt" o:hralign="center" o:hrstd="t" o:hr="t" fillcolor="#a0a0a0" stroked="f"/>
+          <v:rect id="_x0000_i1039" style="width:0;height:1.5pt" o:hralign="center" o:hrstd="t" o:hr="t" fillcolor="#a0a0a0" stroked="f"/>
         </w:pict>
       </w:r>
     </w:p>
@@ -21259,7 +20247,7 @@
     <w:p>
       <w:r>
         <w:pict w14:anchorId="5A34AB5B">
-          <v:rect id="_x0000_i1050" style="width:0;height:1.5pt" o:hralign="center" o:hrstd="t" o:hr="t" fillcolor="#a0a0a0" stroked="f"/>
+          <v:rect id="_x0000_i1040" style="width:0;height:1.5pt" o:hralign="center" o:hrstd="t" o:hr="t" fillcolor="#a0a0a0" stroked="f"/>
         </w:pict>
       </w:r>
     </w:p>
